--- a/docs/Диплом/Рабочая папка/Раздел 2.2.docx
+++ b/docs/Диплом/Рабочая папка/Раздел 2.2.docx
@@ -6975,25 +6975,7 @@
           <w:sz w:val="28"/>
           <w:szCs w:val="28"/>
         </w:rPr>
-        <w:t xml:space="preserve">Практической реализацией продукта в приложении является класс </w:t>
-      </w:r>
-      <w:proofErr w:type="spellStart"/>
-      <w:r>
-        <w:rPr>
-          <w:rFonts w:ascii="Times New Roman" w:hAnsi="Times New Roman" w:cs="Times New Roman"/>
-          <w:sz w:val="28"/>
-          <w:szCs w:val="28"/>
-        </w:rPr>
-        <w:t>BaseFileEditor</w:t>
-      </w:r>
-      <w:proofErr w:type="spellEnd"/>
-      <w:r>
-        <w:rPr>
-          <w:rFonts w:ascii="Times New Roman" w:hAnsi="Times New Roman" w:cs="Times New Roman"/>
-          <w:sz w:val="28"/>
-          <w:szCs w:val="28"/>
-        </w:rPr>
-        <w:t xml:space="preserve"> (расположенный в </w:t>
+        <w:t xml:space="preserve">Практической реализацией продукта в приложении является класс BaseFileEditor (расположенный в </w:t>
       </w:r>
       <w:proofErr w:type="spellStart"/>
       <w:r>
@@ -7191,6 +7173,24 @@
           <w:sz w:val="28"/>
           <w:szCs w:val="28"/>
         </w:rPr>
+        <w:t xml:space="preserve">(), set_content(), </w:t>
+      </w:r>
+      <w:proofErr w:type="spellStart"/>
+      <w:r>
+        <w:rPr>
+          <w:rFonts w:ascii="Times New Roman" w:hAnsi="Times New Roman" w:cs="Times New Roman"/>
+          <w:sz w:val="28"/>
+          <w:szCs w:val="28"/>
+        </w:rPr>
+        <w:t>undo</w:t>
+      </w:r>
+      <w:proofErr w:type="spellEnd"/>
+      <w:r>
+        <w:rPr>
+          <w:rFonts w:ascii="Times New Roman" w:hAnsi="Times New Roman" w:cs="Times New Roman"/>
+          <w:sz w:val="28"/>
+          <w:szCs w:val="28"/>
+        </w:rPr>
         <w:t xml:space="preserve">(), </w:t>
       </w:r>
       <w:proofErr w:type="spellStart"/>
@@ -7200,42 +7200,6 @@
           <w:sz w:val="28"/>
           <w:szCs w:val="28"/>
         </w:rPr>
-        <w:t>set_content</w:t>
-      </w:r>
-      <w:proofErr w:type="spellEnd"/>
-      <w:r>
-        <w:rPr>
-          <w:rFonts w:ascii="Times New Roman" w:hAnsi="Times New Roman" w:cs="Times New Roman"/>
-          <w:sz w:val="28"/>
-          <w:szCs w:val="28"/>
-        </w:rPr>
-        <w:t xml:space="preserve">(), </w:t>
-      </w:r>
-      <w:proofErr w:type="spellStart"/>
-      <w:r>
-        <w:rPr>
-          <w:rFonts w:ascii="Times New Roman" w:hAnsi="Times New Roman" w:cs="Times New Roman"/>
-          <w:sz w:val="28"/>
-          <w:szCs w:val="28"/>
-        </w:rPr>
-        <w:t>undo</w:t>
-      </w:r>
-      <w:proofErr w:type="spellEnd"/>
-      <w:r>
-        <w:rPr>
-          <w:rFonts w:ascii="Times New Roman" w:hAnsi="Times New Roman" w:cs="Times New Roman"/>
-          <w:sz w:val="28"/>
-          <w:szCs w:val="28"/>
-        </w:rPr>
-        <w:t xml:space="preserve">(), </w:t>
-      </w:r>
-      <w:proofErr w:type="spellStart"/>
-      <w:r>
-        <w:rPr>
-          <w:rFonts w:ascii="Times New Roman" w:hAnsi="Times New Roman" w:cs="Times New Roman"/>
-          <w:sz w:val="28"/>
-          <w:szCs w:val="28"/>
-        </w:rPr>
         <w:t>redo</w:t>
       </w:r>
       <w:proofErr w:type="spellEnd"/>
@@ -7265,25 +7229,7 @@
           <w:sz w:val="28"/>
           <w:szCs w:val="28"/>
         </w:rPr>
-        <w:t xml:space="preserve">Класс </w:t>
-      </w:r>
-      <w:proofErr w:type="spellStart"/>
-      <w:r>
-        <w:rPr>
-          <w:rFonts w:ascii="Times New Roman" w:hAnsi="Times New Roman" w:cs="Times New Roman"/>
-          <w:sz w:val="28"/>
-          <w:szCs w:val="28"/>
-        </w:rPr>
-        <w:t>BaseFileEditor</w:t>
-      </w:r>
-      <w:proofErr w:type="spellEnd"/>
-      <w:r>
-        <w:rPr>
-          <w:rFonts w:ascii="Times New Roman" w:hAnsi="Times New Roman" w:cs="Times New Roman"/>
-          <w:sz w:val="28"/>
-          <w:szCs w:val="28"/>
-        </w:rPr>
-        <w:t xml:space="preserve"> также определяет систему сигналов </w:t>
+        <w:t xml:space="preserve">Класс BaseFileEditor также определяет систему сигналов </w:t>
       </w:r>
       <w:proofErr w:type="spellStart"/>
       <w:r>
@@ -8960,25 +8906,7 @@
           <w:sz w:val="28"/>
           <w:szCs w:val="28"/>
         </w:rPr>
-        <w:t xml:space="preserve">) для получения списка поддерживаемых расширений, </w:t>
-      </w:r>
-      <w:proofErr w:type="spellStart"/>
-      <w:r>
-        <w:rPr>
-          <w:rFonts w:ascii="Times New Roman" w:hAnsi="Times New Roman" w:cs="Times New Roman"/>
-          <w:sz w:val="28"/>
-          <w:szCs w:val="28"/>
-        </w:rPr>
-        <w:t>register_editor</w:t>
-      </w:r>
-      <w:proofErr w:type="spellEnd"/>
-      <w:r>
-        <w:rPr>
-          <w:rFonts w:ascii="Times New Roman" w:hAnsi="Times New Roman" w:cs="Times New Roman"/>
-          <w:sz w:val="28"/>
-          <w:szCs w:val="28"/>
-        </w:rPr>
-        <w:t xml:space="preserve">() для динамической регистрации новых редакторов, </w:t>
+        <w:t xml:space="preserve">) для получения списка поддерживаемых расширений, register_editor() для динамической регистрации новых редакторов, </w:t>
       </w:r>
       <w:proofErr w:type="spellStart"/>
       <w:r>
@@ -9145,25 +9073,7 @@
           <w:sz w:val="28"/>
           <w:szCs w:val="28"/>
         </w:rPr>
-        <w:t xml:space="preserve">Взаимодействие компонентов системы при использовании паттерна Factory организовано таким образом, чтобы клиентский код не зависел от конкретных классов редакторов, а работал исключительно с абстрактным интерфейсом </w:t>
-      </w:r>
-      <w:proofErr w:type="spellStart"/>
-      <w:r>
-        <w:rPr>
-          <w:rFonts w:ascii="Times New Roman" w:hAnsi="Times New Roman" w:cs="Times New Roman"/>
-          <w:sz w:val="28"/>
-          <w:szCs w:val="28"/>
-        </w:rPr>
-        <w:t>BaseFileEditor</w:t>
-      </w:r>
-      <w:proofErr w:type="spellEnd"/>
-      <w:r>
-        <w:rPr>
-          <w:rFonts w:ascii="Times New Roman" w:hAnsi="Times New Roman" w:cs="Times New Roman"/>
-          <w:sz w:val="28"/>
-          <w:szCs w:val="28"/>
-        </w:rPr>
-        <w:t>. Механизм взаимодействия демонстрирует практическую реализацию принципов инкапсуляции и полиморфизма в контексте создания объектов.</w:t>
+        <w:t>Взаимодействие компонентов системы при использовании паттерна Factory организовано таким образом, чтобы клиентский код не зависел от конкретных классов редакторов, а работал исключительно с абстрактным интерфейсом BaseFileEditor. Механизм взаимодействия демонстрирует практическую реализацию принципов инкапсуляции и полиморфизма в контексте создания объектов.</w:t>
       </w:r>
     </w:p>
     <w:p>
@@ -9223,6 +9133,26 @@
           <w:sz w:val="28"/>
           <w:szCs w:val="28"/>
         </w:rPr>
+        <w:t>- BaseFileEditor (Product) — абстрактный интерфейс, определяющий общий контракт для всех редакторов</w:t>
+      </w:r>
+    </w:p>
+    <w:p>
+      <w:pPr>
+        <w:spacing w:after="0" w:line="360" w:lineRule="auto"/>
+        <w:ind w:firstLine="709"/>
+        <w:jc w:val="both"/>
+        <w:rPr>
+          <w:rFonts w:ascii="Times New Roman" w:hAnsi="Times New Roman" w:cs="Times New Roman"/>
+          <w:sz w:val="28"/>
+          <w:szCs w:val="28"/>
+        </w:rPr>
+      </w:pPr>
+      <w:r>
+        <w:rPr>
+          <w:rFonts w:ascii="Times New Roman" w:hAnsi="Times New Roman" w:cs="Times New Roman"/>
+          <w:sz w:val="28"/>
+          <w:szCs w:val="28"/>
+        </w:rPr>
         <w:t xml:space="preserve">- </w:t>
       </w:r>
       <w:proofErr w:type="spellStart"/>
@@ -9232,16 +9162,70 @@
           <w:sz w:val="28"/>
           <w:szCs w:val="28"/>
         </w:rPr>
-        <w:t>BaseFileEditor</w:t>
-      </w:r>
-      <w:proofErr w:type="spellEnd"/>
-      <w:r>
-        <w:rPr>
-          <w:rFonts w:ascii="Times New Roman" w:hAnsi="Times New Roman" w:cs="Times New Roman"/>
-          <w:sz w:val="28"/>
-          <w:szCs w:val="28"/>
-        </w:rPr>
-        <w:t xml:space="preserve"> (Product) — абстрактный интерфейс, определяющий общий контракт для всех редакторов</w:t>
+        <w:t>STEditor</w:t>
+      </w:r>
+      <w:proofErr w:type="spellEnd"/>
+      <w:r>
+        <w:rPr>
+          <w:rFonts w:ascii="Times New Roman" w:hAnsi="Times New Roman" w:cs="Times New Roman"/>
+          <w:sz w:val="28"/>
+          <w:szCs w:val="28"/>
+        </w:rPr>
+        <w:t xml:space="preserve">, </w:t>
+      </w:r>
+      <w:proofErr w:type="spellStart"/>
+      <w:r>
+        <w:rPr>
+          <w:rFonts w:ascii="Times New Roman" w:hAnsi="Times New Roman" w:cs="Times New Roman"/>
+          <w:sz w:val="28"/>
+          <w:szCs w:val="28"/>
+        </w:rPr>
+        <w:t>MarkdownEditor</w:t>
+      </w:r>
+      <w:proofErr w:type="spellEnd"/>
+      <w:r>
+        <w:rPr>
+          <w:rFonts w:ascii="Times New Roman" w:hAnsi="Times New Roman" w:cs="Times New Roman"/>
+          <w:sz w:val="28"/>
+          <w:szCs w:val="28"/>
+        </w:rPr>
+        <w:t xml:space="preserve">, </w:t>
+      </w:r>
+      <w:proofErr w:type="spellStart"/>
+      <w:r>
+        <w:rPr>
+          <w:rFonts w:ascii="Times New Roman" w:hAnsi="Times New Roman" w:cs="Times New Roman"/>
+          <w:sz w:val="28"/>
+          <w:szCs w:val="28"/>
+        </w:rPr>
+        <w:t>PlainTextEditor</w:t>
+      </w:r>
+      <w:proofErr w:type="spellEnd"/>
+      <w:r>
+        <w:rPr>
+          <w:rFonts w:ascii="Times New Roman" w:hAnsi="Times New Roman" w:cs="Times New Roman"/>
+          <w:sz w:val="28"/>
+          <w:szCs w:val="28"/>
+        </w:rPr>
+        <w:t xml:space="preserve"> (</w:t>
+      </w:r>
+      <w:proofErr w:type="spellStart"/>
+      <w:r>
+        <w:rPr>
+          <w:rFonts w:ascii="Times New Roman" w:hAnsi="Times New Roman" w:cs="Times New Roman"/>
+          <w:sz w:val="28"/>
+          <w:szCs w:val="28"/>
+        </w:rPr>
+        <w:t>ConcreteProduct</w:t>
+      </w:r>
+      <w:proofErr w:type="spellEnd"/>
+      <w:r>
+        <w:rPr>
+          <w:rFonts w:ascii="Times New Roman" w:hAnsi="Times New Roman" w:cs="Times New Roman"/>
+          <w:sz w:val="28"/>
+          <w:szCs w:val="28"/>
+        </w:rPr>
+        <w:t>) — конкретные реализации редакторов для различных типов файлов</w:t>
       </w:r>
     </w:p>
     <w:p>
@@ -9270,7 +9254,7 @@
           <w:sz w:val="28"/>
           <w:szCs w:val="28"/>
         </w:rPr>
-        <w:t>STEditor</w:t>
+        <w:t>EditorManager</w:t>
       </w:r>
       <w:proofErr w:type="spellEnd"/>
       <w:r>
@@ -9288,52 +9272,16 @@
           <w:sz w:val="28"/>
           <w:szCs w:val="28"/>
         </w:rPr>
-        <w:t>MarkdownEditor</w:t>
-      </w:r>
-      <w:proofErr w:type="spellEnd"/>
-      <w:r>
-        <w:rPr>
-          <w:rFonts w:ascii="Times New Roman" w:hAnsi="Times New Roman" w:cs="Times New Roman"/>
-          <w:sz w:val="28"/>
-          <w:szCs w:val="28"/>
-        </w:rPr>
-        <w:t xml:space="preserve">, </w:t>
-      </w:r>
-      <w:proofErr w:type="spellStart"/>
-      <w:r>
-        <w:rPr>
-          <w:rFonts w:ascii="Times New Roman" w:hAnsi="Times New Roman" w:cs="Times New Roman"/>
-          <w:sz w:val="28"/>
-          <w:szCs w:val="28"/>
-        </w:rPr>
-        <w:t>PlainTextEditor</w:t>
-      </w:r>
-      <w:proofErr w:type="spellEnd"/>
-      <w:r>
-        <w:rPr>
-          <w:rFonts w:ascii="Times New Roman" w:hAnsi="Times New Roman" w:cs="Times New Roman"/>
-          <w:sz w:val="28"/>
-          <w:szCs w:val="28"/>
-        </w:rPr>
-        <w:t xml:space="preserve"> (</w:t>
-      </w:r>
-      <w:proofErr w:type="spellStart"/>
-      <w:r>
-        <w:rPr>
-          <w:rFonts w:ascii="Times New Roman" w:hAnsi="Times New Roman" w:cs="Times New Roman"/>
-          <w:sz w:val="28"/>
-          <w:szCs w:val="28"/>
-        </w:rPr>
-        <w:t>ConcreteProduct</w:t>
-      </w:r>
-      <w:proofErr w:type="spellEnd"/>
-      <w:r>
-        <w:rPr>
-          <w:rFonts w:ascii="Times New Roman" w:hAnsi="Times New Roman" w:cs="Times New Roman"/>
-          <w:sz w:val="28"/>
-          <w:szCs w:val="28"/>
-        </w:rPr>
-        <w:t>) — конкретные реализации редакторов для различных типов файлов</w:t>
+        <w:t>FileEditorWindow</w:t>
+      </w:r>
+      <w:proofErr w:type="spellEnd"/>
+      <w:r>
+        <w:rPr>
+          <w:rFonts w:ascii="Times New Roman" w:hAnsi="Times New Roman" w:cs="Times New Roman"/>
+          <w:sz w:val="28"/>
+          <w:szCs w:val="28"/>
+        </w:rPr>
+        <w:t xml:space="preserve"> (Client) — клиентские компоненты, использующие фабрику для создания редакторов</w:t>
       </w:r>
     </w:p>
     <w:p>
@@ -9353,7 +9301,47 @@
           <w:sz w:val="28"/>
           <w:szCs w:val="28"/>
         </w:rPr>
-        <w:t xml:space="preserve">- </w:t>
+        <w:t>Взаимодействие компонентов Factory в проекте реализовано следующим образом:</w:t>
+      </w:r>
+    </w:p>
+    <w:p>
+      <w:pPr>
+        <w:spacing w:after="0" w:line="360" w:lineRule="auto"/>
+        <w:ind w:firstLine="709"/>
+        <w:jc w:val="both"/>
+        <w:rPr>
+          <w:rFonts w:ascii="Times New Roman" w:hAnsi="Times New Roman" w:cs="Times New Roman"/>
+          <w:sz w:val="28"/>
+          <w:szCs w:val="28"/>
+        </w:rPr>
+      </w:pPr>
+      <w:r>
+        <w:rPr>
+          <w:rFonts w:ascii="Times New Roman" w:hAnsi="Times New Roman" w:cs="Times New Roman"/>
+          <w:sz w:val="28"/>
+          <w:szCs w:val="28"/>
+        </w:rPr>
+        <w:t xml:space="preserve"> 1. Запрос на создание редактора → Client</w:t>
+      </w:r>
+    </w:p>
+    <w:p>
+      <w:pPr>
+        <w:spacing w:after="0" w:line="360" w:lineRule="auto"/>
+        <w:ind w:firstLine="709"/>
+        <w:jc w:val="both"/>
+        <w:rPr>
+          <w:rFonts w:ascii="Times New Roman" w:hAnsi="Times New Roman" w:cs="Times New Roman"/>
+          <w:sz w:val="28"/>
+          <w:szCs w:val="28"/>
+        </w:rPr>
+      </w:pPr>
+      <w:r>
+        <w:rPr>
+          <w:rFonts w:ascii="Times New Roman" w:hAnsi="Times New Roman" w:cs="Times New Roman"/>
+          <w:sz w:val="28"/>
+          <w:szCs w:val="28"/>
+        </w:rPr>
+        <w:t xml:space="preserve">Клиентский компонент (например, </w:t>
       </w:r>
       <w:proofErr w:type="spellStart"/>
       <w:r>
@@ -9371,7 +9359,7 @@
           <w:sz w:val="28"/>
           <w:szCs w:val="28"/>
         </w:rPr>
-        <w:t xml:space="preserve">, </w:t>
+        <w:t xml:space="preserve"> или </w:t>
       </w:r>
       <w:proofErr w:type="spellStart"/>
       <w:r>
@@ -9389,67 +9377,43 @@
           <w:sz w:val="28"/>
           <w:szCs w:val="28"/>
         </w:rPr>
-        <w:t xml:space="preserve"> (Client) — клиентские компоненты, использующие фабрику для создания редакторов</w:t>
-      </w:r>
-    </w:p>
-    <w:p>
-      <w:pPr>
-        <w:spacing w:after="0" w:line="360" w:lineRule="auto"/>
-        <w:ind w:firstLine="709"/>
-        <w:jc w:val="both"/>
-        <w:rPr>
-          <w:rFonts w:ascii="Times New Roman" w:hAnsi="Times New Roman" w:cs="Times New Roman"/>
-          <w:sz w:val="28"/>
-          <w:szCs w:val="28"/>
-        </w:rPr>
-      </w:pPr>
-      <w:r>
-        <w:rPr>
-          <w:rFonts w:ascii="Times New Roman" w:hAnsi="Times New Roman" w:cs="Times New Roman"/>
-          <w:sz w:val="28"/>
-          <w:szCs w:val="28"/>
-        </w:rPr>
-        <w:t>Взаимодействие компонентов Factory в проекте реализовано следующим образом:</w:t>
-      </w:r>
-    </w:p>
-    <w:p>
-      <w:pPr>
-        <w:spacing w:after="0" w:line="360" w:lineRule="auto"/>
-        <w:ind w:firstLine="709"/>
-        <w:jc w:val="both"/>
-        <w:rPr>
-          <w:rFonts w:ascii="Times New Roman" w:hAnsi="Times New Roman" w:cs="Times New Roman"/>
-          <w:sz w:val="28"/>
-          <w:szCs w:val="28"/>
-        </w:rPr>
-      </w:pPr>
-      <w:r>
-        <w:rPr>
-          <w:rFonts w:ascii="Times New Roman" w:hAnsi="Times New Roman" w:cs="Times New Roman"/>
-          <w:sz w:val="28"/>
-          <w:szCs w:val="28"/>
-        </w:rPr>
-        <w:t xml:space="preserve"> 1. Запрос на создание редактора → Client</w:t>
-      </w:r>
-    </w:p>
-    <w:p>
-      <w:pPr>
-        <w:spacing w:after="0" w:line="360" w:lineRule="auto"/>
-        <w:ind w:firstLine="709"/>
-        <w:jc w:val="both"/>
-        <w:rPr>
-          <w:rFonts w:ascii="Times New Roman" w:hAnsi="Times New Roman" w:cs="Times New Roman"/>
-          <w:sz w:val="28"/>
-          <w:szCs w:val="28"/>
-        </w:rPr>
-      </w:pPr>
-      <w:r>
-        <w:rPr>
-          <w:rFonts w:ascii="Times New Roman" w:hAnsi="Times New Roman" w:cs="Times New Roman"/>
-          <w:sz w:val="28"/>
-          <w:szCs w:val="28"/>
-        </w:rPr>
-        <w:t xml:space="preserve">Клиентский компонент (например, </w:t>
+        <w:t xml:space="preserve">) получает запрос на открытие файла от пользователя или другого компонента системы. В методе </w:t>
+      </w:r>
+      <w:proofErr w:type="spellStart"/>
+      <w:r>
+        <w:rPr>
+          <w:rFonts w:ascii="Times New Roman" w:hAnsi="Times New Roman" w:cs="Times New Roman"/>
+          <w:sz w:val="28"/>
+          <w:szCs w:val="28"/>
+        </w:rPr>
+        <w:t>open_</w:t>
+      </w:r>
+      <w:proofErr w:type="gramStart"/>
+      <w:r>
+        <w:rPr>
+          <w:rFonts w:ascii="Times New Roman" w:hAnsi="Times New Roman" w:cs="Times New Roman"/>
+          <w:sz w:val="28"/>
+          <w:szCs w:val="28"/>
+        </w:rPr>
+        <w:t>file</w:t>
+      </w:r>
+      <w:proofErr w:type="spellEnd"/>
+      <w:r>
+        <w:rPr>
+          <w:rFonts w:ascii="Times New Roman" w:hAnsi="Times New Roman" w:cs="Times New Roman"/>
+          <w:sz w:val="28"/>
+          <w:szCs w:val="28"/>
+        </w:rPr>
+        <w:t>(</w:t>
+      </w:r>
+      <w:proofErr w:type="gramEnd"/>
+      <w:r>
+        <w:rPr>
+          <w:rFonts w:ascii="Times New Roman" w:hAnsi="Times New Roman" w:cs="Times New Roman"/>
+          <w:sz w:val="28"/>
+          <w:szCs w:val="28"/>
+        </w:rPr>
+        <w:t xml:space="preserve">) класса </w:t>
       </w:r>
       <w:proofErr w:type="spellStart"/>
       <w:r>
@@ -9467,7 +9431,25 @@
           <w:sz w:val="28"/>
           <w:szCs w:val="28"/>
         </w:rPr>
-        <w:t xml:space="preserve"> или </w:t>
+        <w:t xml:space="preserve"> или в методе </w:t>
+      </w:r>
+      <w:proofErr w:type="spellStart"/>
+      <w:r>
+        <w:rPr>
+          <w:rFonts w:ascii="Times New Roman" w:hAnsi="Times New Roman" w:cs="Times New Roman"/>
+          <w:sz w:val="28"/>
+          <w:szCs w:val="28"/>
+        </w:rPr>
+        <w:t>on_display_content</w:t>
+      </w:r>
+      <w:proofErr w:type="spellEnd"/>
+      <w:r>
+        <w:rPr>
+          <w:rFonts w:ascii="Times New Roman" w:hAnsi="Times New Roman" w:cs="Times New Roman"/>
+          <w:sz w:val="28"/>
+          <w:szCs w:val="28"/>
+        </w:rPr>
+        <w:t xml:space="preserve">() класса </w:t>
       </w:r>
       <w:proofErr w:type="spellStart"/>
       <w:r>
@@ -9485,115 +9467,7 @@
           <w:sz w:val="28"/>
           <w:szCs w:val="28"/>
         </w:rPr>
-        <w:t xml:space="preserve">) получает запрос на открытие файла от пользователя или другого компонента системы. В методе </w:t>
-      </w:r>
-      <w:proofErr w:type="spellStart"/>
-      <w:r>
-        <w:rPr>
-          <w:rFonts w:ascii="Times New Roman" w:hAnsi="Times New Roman" w:cs="Times New Roman"/>
-          <w:sz w:val="28"/>
-          <w:szCs w:val="28"/>
-        </w:rPr>
-        <w:t>open_</w:t>
-      </w:r>
-      <w:proofErr w:type="gramStart"/>
-      <w:r>
-        <w:rPr>
-          <w:rFonts w:ascii="Times New Roman" w:hAnsi="Times New Roman" w:cs="Times New Roman"/>
-          <w:sz w:val="28"/>
-          <w:szCs w:val="28"/>
-        </w:rPr>
-        <w:t>file</w:t>
-      </w:r>
-      <w:proofErr w:type="spellEnd"/>
-      <w:r>
-        <w:rPr>
-          <w:rFonts w:ascii="Times New Roman" w:hAnsi="Times New Roman" w:cs="Times New Roman"/>
-          <w:sz w:val="28"/>
-          <w:szCs w:val="28"/>
-        </w:rPr>
-        <w:t>(</w:t>
-      </w:r>
-      <w:proofErr w:type="gramEnd"/>
-      <w:r>
-        <w:rPr>
-          <w:rFonts w:ascii="Times New Roman" w:hAnsi="Times New Roman" w:cs="Times New Roman"/>
-          <w:sz w:val="28"/>
-          <w:szCs w:val="28"/>
-        </w:rPr>
-        <w:t xml:space="preserve">) класса </w:t>
-      </w:r>
-      <w:proofErr w:type="spellStart"/>
-      <w:r>
-        <w:rPr>
-          <w:rFonts w:ascii="Times New Roman" w:hAnsi="Times New Roman" w:cs="Times New Roman"/>
-          <w:sz w:val="28"/>
-          <w:szCs w:val="28"/>
-        </w:rPr>
-        <w:t>EditorManager</w:t>
-      </w:r>
-      <w:proofErr w:type="spellEnd"/>
-      <w:r>
-        <w:rPr>
-          <w:rFonts w:ascii="Times New Roman" w:hAnsi="Times New Roman" w:cs="Times New Roman"/>
-          <w:sz w:val="28"/>
-          <w:szCs w:val="28"/>
-        </w:rPr>
-        <w:t xml:space="preserve"> или в методе </w:t>
-      </w:r>
-      <w:proofErr w:type="spellStart"/>
-      <w:r>
-        <w:rPr>
-          <w:rFonts w:ascii="Times New Roman" w:hAnsi="Times New Roman" w:cs="Times New Roman"/>
-          <w:sz w:val="28"/>
-          <w:szCs w:val="28"/>
-        </w:rPr>
-        <w:t>on_display_content</w:t>
-      </w:r>
-      <w:proofErr w:type="spellEnd"/>
-      <w:r>
-        <w:rPr>
-          <w:rFonts w:ascii="Times New Roman" w:hAnsi="Times New Roman" w:cs="Times New Roman"/>
-          <w:sz w:val="28"/>
-          <w:szCs w:val="28"/>
-        </w:rPr>
-        <w:t xml:space="preserve">() класса </w:t>
-      </w:r>
-      <w:proofErr w:type="spellStart"/>
-      <w:r>
-        <w:rPr>
-          <w:rFonts w:ascii="Times New Roman" w:hAnsi="Times New Roman" w:cs="Times New Roman"/>
-          <w:sz w:val="28"/>
-          <w:szCs w:val="28"/>
-        </w:rPr>
-        <w:t>FileEditorWindow</w:t>
-      </w:r>
-      <w:proofErr w:type="spellEnd"/>
-      <w:r>
-        <w:rPr>
-          <w:rFonts w:ascii="Times New Roman" w:hAnsi="Times New Roman" w:cs="Times New Roman"/>
-          <w:sz w:val="28"/>
-          <w:szCs w:val="28"/>
-        </w:rPr>
-        <w:t xml:space="preserve"> определяется необходимость создания нового редактора для отображения содержимого файла. Клиентский код не знает, какой именно редактор будет создан — он работает только с абстрактным интерфейсом </w:t>
-      </w:r>
-      <w:proofErr w:type="spellStart"/>
-      <w:r>
-        <w:rPr>
-          <w:rFonts w:ascii="Times New Roman" w:hAnsi="Times New Roman" w:cs="Times New Roman"/>
-          <w:sz w:val="28"/>
-          <w:szCs w:val="28"/>
-        </w:rPr>
-        <w:t>BaseFileEditor</w:t>
-      </w:r>
-      <w:proofErr w:type="spellEnd"/>
-      <w:r>
-        <w:rPr>
-          <w:rFonts w:ascii="Times New Roman" w:hAnsi="Times New Roman" w:cs="Times New Roman"/>
-          <w:sz w:val="28"/>
-          <w:szCs w:val="28"/>
-        </w:rPr>
-        <w:t>.</w:t>
+        <w:t xml:space="preserve"> определяется необходимость создания нового редактора для отображения содержимого файла. Клиентский код не знает, какой именно редактор будет создан — он работает только с абстрактным интерфейсом BaseFileEditor.</w:t>
       </w:r>
     </w:p>
     <w:p>
@@ -11194,12 +11068,287 @@
         <w:jc w:val="both"/>
         <w:rPr>
           <w:rFonts w:ascii="Times New Roman" w:hAnsi="Times New Roman" w:cs="Times New Roman"/>
+          <w:sz w:val="28"/>
+          <w:szCs w:val="28"/>
+        </w:rPr>
+      </w:pPr>
+      <w:r>
+        <w:rPr>
+          <w:rFonts w:ascii="Times New Roman" w:hAnsi="Times New Roman" w:cs="Times New Roman"/>
+          <w:sz w:val="28"/>
+          <w:szCs w:val="28"/>
+          <w:lang w:val="en-US"/>
+        </w:rPr>
+        <w:t xml:space="preserve"> </w:t>
+      </w:r>
+      <w:r>
+        <w:rPr>
+          <w:rFonts w:ascii="Times New Roman" w:hAnsi="Times New Roman" w:cs="Times New Roman"/>
+          <w:sz w:val="28"/>
+          <w:szCs w:val="28"/>
+        </w:rPr>
+        <w:t>5. Factory → возврат продукта клиенту</w:t>
+      </w:r>
+    </w:p>
+    <w:p>
+      <w:pPr>
+        <w:spacing w:after="0" w:line="360" w:lineRule="auto"/>
+        <w:ind w:firstLine="709"/>
+        <w:jc w:val="both"/>
+        <w:rPr>
+          <w:rFonts w:ascii="Times New Roman" w:hAnsi="Times New Roman" w:cs="Times New Roman"/>
+          <w:sz w:val="28"/>
+          <w:szCs w:val="28"/>
+        </w:rPr>
+      </w:pPr>
+      <w:r>
+        <w:rPr>
+          <w:rFonts w:ascii="Times New Roman" w:hAnsi="Times New Roman" w:cs="Times New Roman"/>
+          <w:sz w:val="28"/>
+          <w:szCs w:val="28"/>
+        </w:rPr>
+        <w:t>Фабрика возвращает созданный экземпляр редактора клиентскому коду. Важно, что возвращаемый объект имеет тип BaseFileEditor, что позволяет клиенту работать с ним через абстрактный интерфейс, не зная конкретного типа редактора. Это обеспечивает полиморфизм и слабую связанность между клиентом и конкретными реализациями.</w:t>
+      </w:r>
+    </w:p>
+    <w:p>
+      <w:pPr>
+        <w:spacing w:after="0" w:line="360" w:lineRule="auto"/>
+        <w:ind w:firstLine="709"/>
+        <w:jc w:val="both"/>
+        <w:rPr>
+          <w:rFonts w:ascii="Times New Roman" w:hAnsi="Times New Roman" w:cs="Times New Roman"/>
+          <w:sz w:val="28"/>
+          <w:szCs w:val="28"/>
+        </w:rPr>
+      </w:pPr>
+      <w:r>
+        <w:rPr>
+          <w:rFonts w:ascii="Times New Roman" w:hAnsi="Times New Roman" w:cs="Times New Roman"/>
           <w:color w:val="FF0000"/>
           <w:sz w:val="28"/>
           <w:szCs w:val="28"/>
         </w:rPr>
-      </w:pPr>
-      <w:r>
+        <w:t xml:space="preserve"> </w:t>
+      </w:r>
+      <w:r>
+        <w:rPr>
+          <w:rFonts w:ascii="Times New Roman" w:hAnsi="Times New Roman" w:cs="Times New Roman"/>
+          <w:sz w:val="28"/>
+          <w:szCs w:val="28"/>
+        </w:rPr>
+        <w:t>6. Client → использование продукта</w:t>
+      </w:r>
+    </w:p>
+    <w:p>
+      <w:pPr>
+        <w:spacing w:after="0" w:line="360" w:lineRule="auto"/>
+        <w:ind w:firstLine="709"/>
+        <w:jc w:val="both"/>
+        <w:rPr>
+          <w:rFonts w:ascii="Times New Roman" w:hAnsi="Times New Roman" w:cs="Times New Roman"/>
+          <w:sz w:val="28"/>
+          <w:szCs w:val="28"/>
+        </w:rPr>
+      </w:pPr>
+      <w:r>
+        <w:rPr>
+          <w:rFonts w:ascii="Times New Roman" w:hAnsi="Times New Roman" w:cs="Times New Roman"/>
+          <w:sz w:val="28"/>
+          <w:szCs w:val="28"/>
+        </w:rPr>
+        <w:t xml:space="preserve">Клиентский код получает экземпляр редактора и использует его через абстрактный интерфейс BaseFileEditor. В методе _setup_editor_from_cache() класса </w:t>
+      </w:r>
+      <w:proofErr w:type="spellStart"/>
+      <w:r>
+        <w:rPr>
+          <w:rFonts w:ascii="Times New Roman" w:hAnsi="Times New Roman" w:cs="Times New Roman"/>
+          <w:sz w:val="28"/>
+          <w:szCs w:val="28"/>
+        </w:rPr>
+        <w:t>EditorManager</w:t>
+      </w:r>
+      <w:proofErr w:type="spellEnd"/>
+      <w:r>
+        <w:rPr>
+          <w:rFonts w:ascii="Times New Roman" w:hAnsi="Times New Roman" w:cs="Times New Roman"/>
+          <w:sz w:val="28"/>
+          <w:szCs w:val="28"/>
+        </w:rPr>
+        <w:t xml:space="preserve"> после получения редактора выполняются операции:</w:t>
+      </w:r>
+    </w:p>
+    <w:p>
+      <w:pPr>
+        <w:spacing w:after="0" w:line="360" w:lineRule="auto"/>
+        <w:ind w:firstLine="709"/>
+        <w:jc w:val="both"/>
+        <w:rPr>
+          <w:rFonts w:ascii="Times New Roman" w:hAnsi="Times New Roman" w:cs="Times New Roman"/>
+          <w:i/>
+          <w:iCs/>
+          <w:sz w:val="28"/>
+          <w:szCs w:val="28"/>
+          <w:lang w:val="en-US"/>
+        </w:rPr>
+      </w:pPr>
+      <w:r>
+        <w:rPr>
+          <w:rFonts w:ascii="Times New Roman" w:hAnsi="Times New Roman" w:cs="Times New Roman"/>
+          <w:i/>
+          <w:iCs/>
+          <w:sz w:val="28"/>
+          <w:szCs w:val="28"/>
+          <w:lang w:val="en-US"/>
+        </w:rPr>
+        <w:t>python</w:t>
+      </w:r>
+    </w:p>
+    <w:p>
+      <w:pPr>
+        <w:spacing w:after="0" w:line="360" w:lineRule="auto"/>
+        <w:ind w:firstLine="709"/>
+        <w:jc w:val="both"/>
+        <w:rPr>
+          <w:rFonts w:ascii="Times New Roman" w:hAnsi="Times New Roman" w:cs="Times New Roman"/>
+          <w:sz w:val="28"/>
+          <w:szCs w:val="28"/>
+          <w:lang w:val="en-US"/>
+        </w:rPr>
+      </w:pPr>
+      <w:proofErr w:type="spellStart"/>
+      <w:r>
+        <w:rPr>
+          <w:rFonts w:ascii="Times New Roman" w:hAnsi="Times New Roman" w:cs="Times New Roman"/>
+          <w:sz w:val="28"/>
+          <w:szCs w:val="28"/>
+          <w:lang w:val="en-US"/>
+        </w:rPr>
+        <w:t>editor.set_content</w:t>
+      </w:r>
+      <w:proofErr w:type="spellEnd"/>
+      <w:r>
+        <w:rPr>
+          <w:rFonts w:ascii="Times New Roman" w:hAnsi="Times New Roman" w:cs="Times New Roman"/>
+          <w:sz w:val="28"/>
+          <w:szCs w:val="28"/>
+          <w:lang w:val="en-US"/>
+        </w:rPr>
+        <w:t>(content)</w:t>
+      </w:r>
+    </w:p>
+    <w:p>
+      <w:pPr>
+        <w:spacing w:after="0" w:line="360" w:lineRule="auto"/>
+        <w:ind w:firstLine="709"/>
+        <w:jc w:val="both"/>
+        <w:rPr>
+          <w:rFonts w:ascii="Times New Roman" w:hAnsi="Times New Roman" w:cs="Times New Roman"/>
+          <w:sz w:val="28"/>
+          <w:szCs w:val="28"/>
+          <w:lang w:val="en-US"/>
+        </w:rPr>
+      </w:pPr>
+      <w:proofErr w:type="spellStart"/>
+      <w:proofErr w:type="gramStart"/>
+      <w:r>
+        <w:rPr>
+          <w:rFonts w:ascii="Times New Roman" w:hAnsi="Times New Roman" w:cs="Times New Roman"/>
+          <w:sz w:val="28"/>
+          <w:szCs w:val="28"/>
+          <w:lang w:val="en-US"/>
+        </w:rPr>
+        <w:t>self.current</w:t>
+      </w:r>
+      <w:proofErr w:type="gramEnd"/>
+      <w:r>
+        <w:rPr>
+          <w:rFonts w:ascii="Times New Roman" w:hAnsi="Times New Roman" w:cs="Times New Roman"/>
+          <w:sz w:val="28"/>
+          <w:szCs w:val="28"/>
+          <w:lang w:val="en-US"/>
+        </w:rPr>
+        <w:t>_editor</w:t>
+      </w:r>
+      <w:proofErr w:type="spellEnd"/>
+      <w:r>
+        <w:rPr>
+          <w:rFonts w:ascii="Times New Roman" w:hAnsi="Times New Roman" w:cs="Times New Roman"/>
+          <w:sz w:val="28"/>
+          <w:szCs w:val="28"/>
+          <w:lang w:val="en-US"/>
+        </w:rPr>
+        <w:t xml:space="preserve"> = editor</w:t>
+      </w:r>
+    </w:p>
+    <w:p>
+      <w:pPr>
+        <w:spacing w:after="0" w:line="360" w:lineRule="auto"/>
+        <w:ind w:firstLine="709"/>
+        <w:jc w:val="both"/>
+        <w:rPr>
+          <w:rFonts w:ascii="Times New Roman" w:hAnsi="Times New Roman" w:cs="Times New Roman"/>
+          <w:sz w:val="28"/>
+          <w:szCs w:val="28"/>
+          <w:lang w:val="en-US"/>
+        </w:rPr>
+      </w:pPr>
+      <w:proofErr w:type="spellStart"/>
+      <w:proofErr w:type="gramStart"/>
+      <w:r>
+        <w:rPr>
+          <w:rFonts w:ascii="Times New Roman" w:hAnsi="Times New Roman" w:cs="Times New Roman"/>
+          <w:sz w:val="28"/>
+          <w:szCs w:val="28"/>
+          <w:lang w:val="en-US"/>
+        </w:rPr>
+        <w:t>self.editor</w:t>
+      </w:r>
+      <w:proofErr w:type="gramEnd"/>
+      <w:r>
+        <w:rPr>
+          <w:rFonts w:ascii="Times New Roman" w:hAnsi="Times New Roman" w:cs="Times New Roman"/>
+          <w:sz w:val="28"/>
+          <w:szCs w:val="28"/>
+          <w:lang w:val="en-US"/>
+        </w:rPr>
+        <w:t>_ready.emit</w:t>
+      </w:r>
+      <w:proofErr w:type="spellEnd"/>
+      <w:r>
+        <w:rPr>
+          <w:rFonts w:ascii="Times New Roman" w:hAnsi="Times New Roman" w:cs="Times New Roman"/>
+          <w:sz w:val="28"/>
+          <w:szCs w:val="28"/>
+          <w:lang w:val="en-US"/>
+        </w:rPr>
+        <w:t xml:space="preserve">(editor, </w:t>
+      </w:r>
+      <w:proofErr w:type="spellStart"/>
+      <w:r>
+        <w:rPr>
+          <w:rFonts w:ascii="Times New Roman" w:hAnsi="Times New Roman" w:cs="Times New Roman"/>
+          <w:sz w:val="28"/>
+          <w:szCs w:val="28"/>
+          <w:lang w:val="en-US"/>
+        </w:rPr>
+        <w:t>file_path</w:t>
+      </w:r>
+      <w:proofErr w:type="spellEnd"/>
+      <w:r>
+        <w:rPr>
+          <w:rFonts w:ascii="Times New Roman" w:hAnsi="Times New Roman" w:cs="Times New Roman"/>
+          <w:sz w:val="28"/>
+          <w:szCs w:val="28"/>
+          <w:lang w:val="en-US"/>
+        </w:rPr>
+        <w:t>)</w:t>
+      </w:r>
+    </w:p>
+    <w:p>
+      <w:pPr>
+        <w:spacing w:after="0" w:line="360" w:lineRule="auto"/>
+        <w:ind w:firstLine="709"/>
+        <w:jc w:val="both"/>
         <w:rPr>
           <w:rFonts w:ascii="Times New Roman" w:hAnsi="Times New Roman" w:cs="Times New Roman"/>
           <w:color w:val="FF0000"/>
@@ -11207,17 +11356,770 @@
           <w:szCs w:val="28"/>
           <w:lang w:val="en-US"/>
         </w:rPr>
+      </w:pPr>
+    </w:p>
+    <w:p>
+      <w:pPr>
+        <w:spacing w:after="0" w:line="360" w:lineRule="auto"/>
+        <w:ind w:firstLine="709"/>
+        <w:jc w:val="both"/>
+        <w:rPr>
+          <w:rFonts w:ascii="Times New Roman" w:hAnsi="Times New Roman" w:cs="Times New Roman"/>
+          <w:sz w:val="28"/>
+          <w:szCs w:val="28"/>
+        </w:rPr>
+      </w:pPr>
+      <w:r>
+        <w:rPr>
+          <w:rFonts w:ascii="Times New Roman" w:hAnsi="Times New Roman" w:cs="Times New Roman"/>
+          <w:sz w:val="28"/>
+          <w:szCs w:val="28"/>
+        </w:rPr>
+        <w:t>Клиент</w:t>
+      </w:r>
+      <w:r>
+        <w:rPr>
+          <w:rFonts w:ascii="Times New Roman" w:hAnsi="Times New Roman" w:cs="Times New Roman"/>
+          <w:sz w:val="28"/>
+          <w:szCs w:val="28"/>
+          <w:lang w:val="en-US"/>
+        </w:rPr>
         <w:t xml:space="preserve"> </w:t>
       </w:r>
       <w:r>
         <w:rPr>
           <w:rFonts w:ascii="Times New Roman" w:hAnsi="Times New Roman" w:cs="Times New Roman"/>
+          <w:sz w:val="28"/>
+          <w:szCs w:val="28"/>
+        </w:rPr>
+        <w:t>вызывает</w:t>
+      </w:r>
+      <w:r>
+        <w:rPr>
+          <w:rFonts w:ascii="Times New Roman" w:hAnsi="Times New Roman" w:cs="Times New Roman"/>
+          <w:sz w:val="28"/>
+          <w:szCs w:val="28"/>
+          <w:lang w:val="en-US"/>
+        </w:rPr>
+        <w:t xml:space="preserve"> </w:t>
+      </w:r>
+      <w:r>
+        <w:rPr>
+          <w:rFonts w:ascii="Times New Roman" w:hAnsi="Times New Roman" w:cs="Times New Roman"/>
+          <w:sz w:val="28"/>
+          <w:szCs w:val="28"/>
+        </w:rPr>
+        <w:t>методы</w:t>
+      </w:r>
+      <w:r>
+        <w:rPr>
+          <w:rFonts w:ascii="Times New Roman" w:hAnsi="Times New Roman" w:cs="Times New Roman"/>
+          <w:sz w:val="28"/>
+          <w:szCs w:val="28"/>
+          <w:lang w:val="en-US"/>
+        </w:rPr>
+        <w:t xml:space="preserve"> </w:t>
+      </w:r>
+      <w:proofErr w:type="spellStart"/>
+      <w:r>
+        <w:rPr>
+          <w:rFonts w:ascii="Times New Roman" w:hAnsi="Times New Roman" w:cs="Times New Roman"/>
+          <w:sz w:val="28"/>
+          <w:szCs w:val="28"/>
+          <w:lang w:val="en-US"/>
+        </w:rPr>
+        <w:t>set_</w:t>
+      </w:r>
+      <w:proofErr w:type="gramStart"/>
+      <w:r>
+        <w:rPr>
+          <w:rFonts w:ascii="Times New Roman" w:hAnsi="Times New Roman" w:cs="Times New Roman"/>
+          <w:sz w:val="28"/>
+          <w:szCs w:val="28"/>
+          <w:lang w:val="en-US"/>
+        </w:rPr>
+        <w:t>content</w:t>
+      </w:r>
+      <w:proofErr w:type="spellEnd"/>
+      <w:r>
+        <w:rPr>
+          <w:rFonts w:ascii="Times New Roman" w:hAnsi="Times New Roman" w:cs="Times New Roman"/>
+          <w:sz w:val="28"/>
+          <w:szCs w:val="28"/>
+          <w:lang w:val="en-US"/>
+        </w:rPr>
+        <w:t>(</w:t>
+      </w:r>
+      <w:proofErr w:type="gramEnd"/>
+      <w:r>
+        <w:rPr>
+          <w:rFonts w:ascii="Times New Roman" w:hAnsi="Times New Roman" w:cs="Times New Roman"/>
+          <w:sz w:val="28"/>
+          <w:szCs w:val="28"/>
+          <w:lang w:val="en-US"/>
+        </w:rPr>
+        <w:t xml:space="preserve">), </w:t>
+      </w:r>
+      <w:proofErr w:type="spellStart"/>
+      <w:r>
+        <w:rPr>
+          <w:rFonts w:ascii="Times New Roman" w:hAnsi="Times New Roman" w:cs="Times New Roman"/>
+          <w:sz w:val="28"/>
+          <w:szCs w:val="28"/>
+          <w:lang w:val="en-US"/>
+        </w:rPr>
+        <w:t>file_path</w:t>
+      </w:r>
+      <w:proofErr w:type="spellEnd"/>
+      <w:r>
+        <w:rPr>
+          <w:rFonts w:ascii="Times New Roman" w:hAnsi="Times New Roman" w:cs="Times New Roman"/>
+          <w:sz w:val="28"/>
+          <w:szCs w:val="28"/>
+          <w:lang w:val="en-US"/>
+        </w:rPr>
+        <w:t xml:space="preserve">, </w:t>
+      </w:r>
+      <w:r>
+        <w:rPr>
+          <w:rFonts w:ascii="Times New Roman" w:hAnsi="Times New Roman" w:cs="Times New Roman"/>
+          <w:sz w:val="28"/>
+          <w:szCs w:val="28"/>
+        </w:rPr>
+        <w:t>работает</w:t>
+      </w:r>
+      <w:r>
+        <w:rPr>
+          <w:rFonts w:ascii="Times New Roman" w:hAnsi="Times New Roman" w:cs="Times New Roman"/>
+          <w:sz w:val="28"/>
+          <w:szCs w:val="28"/>
+          <w:lang w:val="en-US"/>
+        </w:rPr>
+        <w:t xml:space="preserve"> </w:t>
+      </w:r>
+      <w:r>
+        <w:rPr>
+          <w:rFonts w:ascii="Times New Roman" w:hAnsi="Times New Roman" w:cs="Times New Roman"/>
+          <w:sz w:val="28"/>
+          <w:szCs w:val="28"/>
+        </w:rPr>
+        <w:t>со</w:t>
+      </w:r>
+      <w:r>
+        <w:rPr>
+          <w:rFonts w:ascii="Times New Roman" w:hAnsi="Times New Roman" w:cs="Times New Roman"/>
+          <w:sz w:val="28"/>
+          <w:szCs w:val="28"/>
+          <w:lang w:val="en-US"/>
+        </w:rPr>
+        <w:t xml:space="preserve"> </w:t>
+      </w:r>
+      <w:r>
+        <w:rPr>
+          <w:rFonts w:ascii="Times New Roman" w:hAnsi="Times New Roman" w:cs="Times New Roman"/>
+          <w:sz w:val="28"/>
+          <w:szCs w:val="28"/>
+        </w:rPr>
+        <w:t>свойствами</w:t>
+      </w:r>
+      <w:r>
+        <w:rPr>
+          <w:rFonts w:ascii="Times New Roman" w:hAnsi="Times New Roman" w:cs="Times New Roman"/>
+          <w:sz w:val="28"/>
+          <w:szCs w:val="28"/>
+          <w:lang w:val="en-US"/>
+        </w:rPr>
+        <w:t xml:space="preserve"> </w:t>
+      </w:r>
+      <w:proofErr w:type="spellStart"/>
+      <w:r>
+        <w:rPr>
+          <w:rFonts w:ascii="Times New Roman" w:hAnsi="Times New Roman" w:cs="Times New Roman"/>
+          <w:sz w:val="28"/>
+          <w:szCs w:val="28"/>
+          <w:lang w:val="en-US"/>
+        </w:rPr>
+        <w:t>is_modified</w:t>
+      </w:r>
+      <w:proofErr w:type="spellEnd"/>
+      <w:r>
+        <w:rPr>
+          <w:rFonts w:ascii="Times New Roman" w:hAnsi="Times New Roman" w:cs="Times New Roman"/>
+          <w:sz w:val="28"/>
+          <w:szCs w:val="28"/>
+          <w:lang w:val="en-US"/>
+        </w:rPr>
+        <w:t xml:space="preserve">, </w:t>
+      </w:r>
+      <w:r>
+        <w:rPr>
+          <w:rFonts w:ascii="Times New Roman" w:hAnsi="Times New Roman" w:cs="Times New Roman"/>
+          <w:sz w:val="28"/>
+          <w:szCs w:val="28"/>
+        </w:rPr>
+        <w:t>подписывается</w:t>
+      </w:r>
+      <w:r>
+        <w:rPr>
+          <w:rFonts w:ascii="Times New Roman" w:hAnsi="Times New Roman" w:cs="Times New Roman"/>
+          <w:sz w:val="28"/>
+          <w:szCs w:val="28"/>
+          <w:lang w:val="en-US"/>
+        </w:rPr>
+        <w:t xml:space="preserve"> </w:t>
+      </w:r>
+      <w:r>
+        <w:rPr>
+          <w:rFonts w:ascii="Times New Roman" w:hAnsi="Times New Roman" w:cs="Times New Roman"/>
+          <w:sz w:val="28"/>
+          <w:szCs w:val="28"/>
+        </w:rPr>
+        <w:t>на</w:t>
+      </w:r>
+      <w:r>
+        <w:rPr>
+          <w:rFonts w:ascii="Times New Roman" w:hAnsi="Times New Roman" w:cs="Times New Roman"/>
+          <w:sz w:val="28"/>
+          <w:szCs w:val="28"/>
+          <w:lang w:val="en-US"/>
+        </w:rPr>
+        <w:t xml:space="preserve"> </w:t>
+      </w:r>
+      <w:r>
+        <w:rPr>
+          <w:rFonts w:ascii="Times New Roman" w:hAnsi="Times New Roman" w:cs="Times New Roman"/>
+          <w:sz w:val="28"/>
+          <w:szCs w:val="28"/>
+        </w:rPr>
+        <w:t>сигналы</w:t>
+      </w:r>
+      <w:r>
+        <w:rPr>
+          <w:rFonts w:ascii="Times New Roman" w:hAnsi="Times New Roman" w:cs="Times New Roman"/>
+          <w:sz w:val="28"/>
+          <w:szCs w:val="28"/>
+          <w:lang w:val="en-US"/>
+        </w:rPr>
+        <w:t xml:space="preserve"> </w:t>
+      </w:r>
+      <w:proofErr w:type="spellStart"/>
+      <w:r>
+        <w:rPr>
+          <w:rFonts w:ascii="Times New Roman" w:hAnsi="Times New Roman" w:cs="Times New Roman"/>
+          <w:sz w:val="28"/>
+          <w:szCs w:val="28"/>
+          <w:lang w:val="en-US"/>
+        </w:rPr>
+        <w:t>modification_changed</w:t>
+      </w:r>
+      <w:proofErr w:type="spellEnd"/>
+      <w:r>
+        <w:rPr>
+          <w:rFonts w:ascii="Times New Roman" w:hAnsi="Times New Roman" w:cs="Times New Roman"/>
+          <w:sz w:val="28"/>
+          <w:szCs w:val="28"/>
+          <w:lang w:val="en-US"/>
+        </w:rPr>
+        <w:t xml:space="preserve">, </w:t>
+      </w:r>
+      <w:proofErr w:type="spellStart"/>
+      <w:r>
+        <w:rPr>
+          <w:rFonts w:ascii="Times New Roman" w:hAnsi="Times New Roman" w:cs="Times New Roman"/>
+          <w:sz w:val="28"/>
+          <w:szCs w:val="28"/>
+          <w:lang w:val="en-US"/>
+        </w:rPr>
+        <w:t>undo_available</w:t>
+      </w:r>
+      <w:proofErr w:type="spellEnd"/>
+      <w:r>
+        <w:rPr>
+          <w:rFonts w:ascii="Times New Roman" w:hAnsi="Times New Roman" w:cs="Times New Roman"/>
+          <w:sz w:val="28"/>
+          <w:szCs w:val="28"/>
+          <w:lang w:val="en-US"/>
+        </w:rPr>
+        <w:t xml:space="preserve">, </w:t>
+      </w:r>
+      <w:proofErr w:type="spellStart"/>
+      <w:r>
+        <w:rPr>
+          <w:rFonts w:ascii="Times New Roman" w:hAnsi="Times New Roman" w:cs="Times New Roman"/>
+          <w:sz w:val="28"/>
+          <w:szCs w:val="28"/>
+          <w:lang w:val="en-US"/>
+        </w:rPr>
+        <w:t>redo_available</w:t>
+      </w:r>
+      <w:proofErr w:type="spellEnd"/>
+      <w:r>
+        <w:rPr>
+          <w:rFonts w:ascii="Times New Roman" w:hAnsi="Times New Roman" w:cs="Times New Roman"/>
+          <w:sz w:val="28"/>
+          <w:szCs w:val="28"/>
+          <w:lang w:val="en-US"/>
+        </w:rPr>
+        <w:t xml:space="preserve"> — </w:t>
+      </w:r>
+      <w:r>
+        <w:rPr>
+          <w:rFonts w:ascii="Times New Roman" w:hAnsi="Times New Roman" w:cs="Times New Roman"/>
+          <w:sz w:val="28"/>
+          <w:szCs w:val="28"/>
+        </w:rPr>
+        <w:t>все</w:t>
+      </w:r>
+      <w:r>
+        <w:rPr>
+          <w:rFonts w:ascii="Times New Roman" w:hAnsi="Times New Roman" w:cs="Times New Roman"/>
+          <w:sz w:val="28"/>
+          <w:szCs w:val="28"/>
+          <w:lang w:val="en-US"/>
+        </w:rPr>
+        <w:t xml:space="preserve"> </w:t>
+      </w:r>
+      <w:r>
+        <w:rPr>
+          <w:rFonts w:ascii="Times New Roman" w:hAnsi="Times New Roman" w:cs="Times New Roman"/>
+          <w:sz w:val="28"/>
+          <w:szCs w:val="28"/>
+        </w:rPr>
+        <w:t>эти</w:t>
+      </w:r>
+      <w:r>
+        <w:rPr>
+          <w:rFonts w:ascii="Times New Roman" w:hAnsi="Times New Roman" w:cs="Times New Roman"/>
+          <w:sz w:val="28"/>
+          <w:szCs w:val="28"/>
+          <w:lang w:val="en-US"/>
+        </w:rPr>
+        <w:t xml:space="preserve"> </w:t>
+      </w:r>
+      <w:r>
+        <w:rPr>
+          <w:rFonts w:ascii="Times New Roman" w:hAnsi="Times New Roman" w:cs="Times New Roman"/>
+          <w:sz w:val="28"/>
+          <w:szCs w:val="28"/>
+        </w:rPr>
+        <w:t>операции</w:t>
+      </w:r>
+      <w:r>
+        <w:rPr>
+          <w:rFonts w:ascii="Times New Roman" w:hAnsi="Times New Roman" w:cs="Times New Roman"/>
+          <w:sz w:val="28"/>
+          <w:szCs w:val="28"/>
+          <w:lang w:val="en-US"/>
+        </w:rPr>
+        <w:t xml:space="preserve"> </w:t>
+      </w:r>
+      <w:r>
+        <w:rPr>
+          <w:rFonts w:ascii="Times New Roman" w:hAnsi="Times New Roman" w:cs="Times New Roman"/>
+          <w:sz w:val="28"/>
+          <w:szCs w:val="28"/>
+        </w:rPr>
+        <w:t>выполняются</w:t>
+      </w:r>
+      <w:r>
+        <w:rPr>
+          <w:rFonts w:ascii="Times New Roman" w:hAnsi="Times New Roman" w:cs="Times New Roman"/>
+          <w:sz w:val="28"/>
+          <w:szCs w:val="28"/>
+          <w:lang w:val="en-US"/>
+        </w:rPr>
+        <w:t xml:space="preserve"> </w:t>
+      </w:r>
+      <w:r>
+        <w:rPr>
+          <w:rFonts w:ascii="Times New Roman" w:hAnsi="Times New Roman" w:cs="Times New Roman"/>
+          <w:sz w:val="28"/>
+          <w:szCs w:val="28"/>
+        </w:rPr>
+        <w:t>через</w:t>
+      </w:r>
+      <w:r>
+        <w:rPr>
+          <w:rFonts w:ascii="Times New Roman" w:hAnsi="Times New Roman" w:cs="Times New Roman"/>
+          <w:sz w:val="28"/>
+          <w:szCs w:val="28"/>
+          <w:lang w:val="en-US"/>
+        </w:rPr>
+        <w:t xml:space="preserve"> </w:t>
+      </w:r>
+      <w:r>
+        <w:rPr>
+          <w:rFonts w:ascii="Times New Roman" w:hAnsi="Times New Roman" w:cs="Times New Roman"/>
+          <w:sz w:val="28"/>
+          <w:szCs w:val="28"/>
+        </w:rPr>
+        <w:t>абстрактный</w:t>
+      </w:r>
+      <w:r>
+        <w:rPr>
+          <w:rFonts w:ascii="Times New Roman" w:hAnsi="Times New Roman" w:cs="Times New Roman"/>
+          <w:sz w:val="28"/>
+          <w:szCs w:val="28"/>
+          <w:lang w:val="en-US"/>
+        </w:rPr>
+        <w:t xml:space="preserve"> </w:t>
+      </w:r>
+      <w:r>
+        <w:rPr>
+          <w:rFonts w:ascii="Times New Roman" w:hAnsi="Times New Roman" w:cs="Times New Roman"/>
+          <w:sz w:val="28"/>
+          <w:szCs w:val="28"/>
+        </w:rPr>
+        <w:t>интерфейс</w:t>
+      </w:r>
+      <w:r>
+        <w:rPr>
+          <w:rFonts w:ascii="Times New Roman" w:hAnsi="Times New Roman" w:cs="Times New Roman"/>
+          <w:sz w:val="28"/>
+          <w:szCs w:val="28"/>
+          <w:lang w:val="en-US"/>
+        </w:rPr>
+        <w:t xml:space="preserve">, </w:t>
+      </w:r>
+      <w:r>
+        <w:rPr>
+          <w:rFonts w:ascii="Times New Roman" w:hAnsi="Times New Roman" w:cs="Times New Roman"/>
+          <w:sz w:val="28"/>
+          <w:szCs w:val="28"/>
+        </w:rPr>
+        <w:t>без</w:t>
+      </w:r>
+      <w:r>
+        <w:rPr>
+          <w:rFonts w:ascii="Times New Roman" w:hAnsi="Times New Roman" w:cs="Times New Roman"/>
+          <w:sz w:val="28"/>
+          <w:szCs w:val="28"/>
+          <w:lang w:val="en-US"/>
+        </w:rPr>
+        <w:t xml:space="preserve"> </w:t>
+      </w:r>
+      <w:r>
+        <w:rPr>
+          <w:rFonts w:ascii="Times New Roman" w:hAnsi="Times New Roman" w:cs="Times New Roman"/>
+          <w:sz w:val="28"/>
+          <w:szCs w:val="28"/>
+        </w:rPr>
+        <w:t>знания</w:t>
+      </w:r>
+      <w:r>
+        <w:rPr>
+          <w:rFonts w:ascii="Times New Roman" w:hAnsi="Times New Roman" w:cs="Times New Roman"/>
+          <w:sz w:val="28"/>
+          <w:szCs w:val="28"/>
+          <w:lang w:val="en-US"/>
+        </w:rPr>
+        <w:t xml:space="preserve"> </w:t>
+      </w:r>
+      <w:r>
+        <w:rPr>
+          <w:rFonts w:ascii="Times New Roman" w:hAnsi="Times New Roman" w:cs="Times New Roman"/>
+          <w:sz w:val="28"/>
+          <w:szCs w:val="28"/>
+        </w:rPr>
+        <w:t>конкретного</w:t>
+      </w:r>
+      <w:r>
+        <w:rPr>
+          <w:rFonts w:ascii="Times New Roman" w:hAnsi="Times New Roman" w:cs="Times New Roman"/>
+          <w:sz w:val="28"/>
+          <w:szCs w:val="28"/>
+          <w:lang w:val="en-US"/>
+        </w:rPr>
+        <w:t xml:space="preserve"> </w:t>
+      </w:r>
+      <w:r>
+        <w:rPr>
+          <w:rFonts w:ascii="Times New Roman" w:hAnsi="Times New Roman" w:cs="Times New Roman"/>
+          <w:sz w:val="28"/>
+          <w:szCs w:val="28"/>
+        </w:rPr>
+        <w:t>типа</w:t>
+      </w:r>
+      <w:r>
+        <w:rPr>
+          <w:rFonts w:ascii="Times New Roman" w:hAnsi="Times New Roman" w:cs="Times New Roman"/>
+          <w:sz w:val="28"/>
+          <w:szCs w:val="28"/>
+          <w:lang w:val="en-US"/>
+        </w:rPr>
+        <w:t xml:space="preserve"> </w:t>
+      </w:r>
+      <w:r>
+        <w:rPr>
+          <w:rFonts w:ascii="Times New Roman" w:hAnsi="Times New Roman" w:cs="Times New Roman"/>
+          <w:sz w:val="28"/>
+          <w:szCs w:val="28"/>
+        </w:rPr>
+        <w:t>редактора</w:t>
+      </w:r>
+      <w:r>
+        <w:rPr>
+          <w:rFonts w:ascii="Times New Roman" w:hAnsi="Times New Roman" w:cs="Times New Roman"/>
+          <w:sz w:val="28"/>
+          <w:szCs w:val="28"/>
+          <w:lang w:val="en-US"/>
+        </w:rPr>
+        <w:t xml:space="preserve">. </w:t>
+      </w:r>
+      <w:r>
+        <w:rPr>
+          <w:rFonts w:ascii="Times New Roman" w:hAnsi="Times New Roman" w:cs="Times New Roman"/>
+          <w:sz w:val="28"/>
+          <w:szCs w:val="28"/>
+        </w:rPr>
+        <w:t xml:space="preserve">Полиморфизм обеспечивает, что вызов метода set_content() на </w:t>
+      </w:r>
+      <w:proofErr w:type="spellStart"/>
+      <w:r>
+        <w:rPr>
+          <w:rFonts w:ascii="Times New Roman" w:hAnsi="Times New Roman" w:cs="Times New Roman"/>
+          <w:sz w:val="28"/>
+          <w:szCs w:val="28"/>
+        </w:rPr>
+        <w:t>STEditor</w:t>
+      </w:r>
+      <w:proofErr w:type="spellEnd"/>
+      <w:r>
+        <w:rPr>
+          <w:rFonts w:ascii="Times New Roman" w:hAnsi="Times New Roman" w:cs="Times New Roman"/>
+          <w:sz w:val="28"/>
+          <w:szCs w:val="28"/>
+        </w:rPr>
+        <w:t xml:space="preserve"> выполнит одну логику (установка структурированного контента), а на </w:t>
+      </w:r>
+      <w:proofErr w:type="spellStart"/>
+      <w:r>
+        <w:rPr>
+          <w:rFonts w:ascii="Times New Roman" w:hAnsi="Times New Roman" w:cs="Times New Roman"/>
+          <w:sz w:val="28"/>
+          <w:szCs w:val="28"/>
+        </w:rPr>
+        <w:t>MarkdownEditor</w:t>
+      </w:r>
+      <w:proofErr w:type="spellEnd"/>
+      <w:r>
+        <w:rPr>
+          <w:rFonts w:ascii="Times New Roman" w:hAnsi="Times New Roman" w:cs="Times New Roman"/>
+          <w:sz w:val="28"/>
+          <w:szCs w:val="28"/>
+        </w:rPr>
+        <w:t xml:space="preserve"> — другую (установка </w:t>
+      </w:r>
+      <w:proofErr w:type="spellStart"/>
+      <w:r>
+        <w:rPr>
+          <w:rFonts w:ascii="Times New Roman" w:hAnsi="Times New Roman" w:cs="Times New Roman"/>
+          <w:sz w:val="28"/>
+          <w:szCs w:val="28"/>
+        </w:rPr>
+        <w:t>Markdown</w:t>
+      </w:r>
+      <w:proofErr w:type="spellEnd"/>
+      <w:r>
+        <w:rPr>
+          <w:rFonts w:ascii="Times New Roman" w:hAnsi="Times New Roman" w:cs="Times New Roman"/>
+          <w:sz w:val="28"/>
+          <w:szCs w:val="28"/>
+        </w:rPr>
+        <w:t>-текста с последующим преобразованием).</w:t>
+      </w:r>
+    </w:p>
+    <w:p>
+      <w:pPr>
+        <w:spacing w:after="0" w:line="360" w:lineRule="auto"/>
+        <w:ind w:firstLine="709"/>
+        <w:jc w:val="both"/>
+        <w:rPr>
+          <w:rFonts w:ascii="Times New Roman" w:hAnsi="Times New Roman" w:cs="Times New Roman"/>
+          <w:sz w:val="28"/>
+          <w:szCs w:val="28"/>
+        </w:rPr>
+      </w:pPr>
+      <w:r>
+        <w:rPr>
+          <w:rFonts w:ascii="Times New Roman" w:hAnsi="Times New Roman" w:cs="Times New Roman"/>
+          <w:sz w:val="28"/>
+          <w:szCs w:val="28"/>
+        </w:rPr>
+        <w:t xml:space="preserve"> 7. Расширяемость через реестр</w:t>
+      </w:r>
+    </w:p>
+    <w:p>
+      <w:pPr>
+        <w:spacing w:after="0" w:line="360" w:lineRule="auto"/>
+        <w:ind w:firstLine="709"/>
+        <w:jc w:val="both"/>
+        <w:rPr>
+          <w:rFonts w:ascii="Times New Roman" w:hAnsi="Times New Roman" w:cs="Times New Roman"/>
+          <w:sz w:val="28"/>
+          <w:szCs w:val="28"/>
+        </w:rPr>
+      </w:pPr>
+      <w:r>
+        <w:rPr>
+          <w:rFonts w:ascii="Times New Roman" w:hAnsi="Times New Roman" w:cs="Times New Roman"/>
+          <w:sz w:val="28"/>
+          <w:szCs w:val="28"/>
+        </w:rPr>
+        <w:lastRenderedPageBreak/>
+        <w:t>Важным аспектом реализации является возможность динамического расширения системы через регистрацию новых редакторов. Метод register_</w:t>
+      </w:r>
+      <w:proofErr w:type="gramStart"/>
+      <w:r>
+        <w:rPr>
+          <w:rFonts w:ascii="Times New Roman" w:hAnsi="Times New Roman" w:cs="Times New Roman"/>
+          <w:sz w:val="28"/>
+          <w:szCs w:val="28"/>
+        </w:rPr>
+        <w:t>editor(</w:t>
+      </w:r>
+      <w:proofErr w:type="gramEnd"/>
+      <w:r>
+        <w:rPr>
+          <w:rFonts w:ascii="Times New Roman" w:hAnsi="Times New Roman" w:cs="Times New Roman"/>
+          <w:sz w:val="28"/>
+          <w:szCs w:val="28"/>
+        </w:rPr>
+        <w:t>) класса EditorFactory позволяет добавлять поддержку новых типов файлов без изменения существующего кода фабрики или клиентских компонентов:</w:t>
+      </w:r>
+    </w:p>
+    <w:p>
+      <w:pPr>
+        <w:spacing w:after="0" w:line="360" w:lineRule="auto"/>
+        <w:ind w:firstLine="709"/>
+        <w:jc w:val="both"/>
+        <w:rPr>
+          <w:rFonts w:ascii="Times New Roman" w:hAnsi="Times New Roman" w:cs="Times New Roman"/>
+          <w:i/>
+          <w:iCs/>
+          <w:sz w:val="28"/>
+          <w:szCs w:val="28"/>
+          <w:lang w:val="en-US"/>
+        </w:rPr>
+      </w:pPr>
+      <w:r>
+        <w:rPr>
+          <w:rFonts w:ascii="Times New Roman" w:hAnsi="Times New Roman" w:cs="Times New Roman"/>
+          <w:i/>
+          <w:iCs/>
+          <w:sz w:val="28"/>
+          <w:szCs w:val="28"/>
+          <w:lang w:val="en-US"/>
+        </w:rPr>
+        <w:t>python</w:t>
+      </w:r>
+    </w:p>
+    <w:p>
+      <w:pPr>
+        <w:spacing w:after="0" w:line="360" w:lineRule="auto"/>
+        <w:ind w:firstLine="709"/>
+        <w:jc w:val="both"/>
+        <w:rPr>
+          <w:rFonts w:ascii="Times New Roman" w:hAnsi="Times New Roman" w:cs="Times New Roman"/>
+          <w:sz w:val="28"/>
+          <w:szCs w:val="28"/>
+          <w:lang w:val="en-US"/>
+        </w:rPr>
+      </w:pPr>
+      <w:proofErr w:type="spellStart"/>
+      <w:r>
+        <w:rPr>
+          <w:rFonts w:ascii="Times New Roman" w:hAnsi="Times New Roman" w:cs="Times New Roman"/>
+          <w:sz w:val="28"/>
+          <w:szCs w:val="28"/>
+          <w:lang w:val="en-US"/>
+        </w:rPr>
+        <w:t>EditorFactory.register_</w:t>
+      </w:r>
+      <w:proofErr w:type="gramStart"/>
+      <w:r>
+        <w:rPr>
+          <w:rFonts w:ascii="Times New Roman" w:hAnsi="Times New Roman" w:cs="Times New Roman"/>
+          <w:sz w:val="28"/>
+          <w:szCs w:val="28"/>
+          <w:lang w:val="en-US"/>
+        </w:rPr>
+        <w:t>editor</w:t>
+      </w:r>
+      <w:proofErr w:type="spellEnd"/>
+      <w:r>
+        <w:rPr>
+          <w:rFonts w:ascii="Times New Roman" w:hAnsi="Times New Roman" w:cs="Times New Roman"/>
+          <w:sz w:val="28"/>
+          <w:szCs w:val="28"/>
+          <w:lang w:val="en-US"/>
+        </w:rPr>
+        <w:t>(</w:t>
+      </w:r>
+      <w:proofErr w:type="gramEnd"/>
+      <w:r>
+        <w:rPr>
+          <w:rFonts w:ascii="Times New Roman" w:hAnsi="Times New Roman" w:cs="Times New Roman"/>
+          <w:sz w:val="28"/>
+          <w:szCs w:val="28"/>
+          <w:lang w:val="en-US"/>
+        </w:rPr>
+        <w:t>'.</w:t>
+      </w:r>
+      <w:proofErr w:type="spellStart"/>
+      <w:r>
+        <w:rPr>
+          <w:rFonts w:ascii="Times New Roman" w:hAnsi="Times New Roman" w:cs="Times New Roman"/>
+          <w:sz w:val="28"/>
+          <w:szCs w:val="28"/>
+          <w:lang w:val="en-US"/>
+        </w:rPr>
+        <w:t>py</w:t>
+      </w:r>
+      <w:proofErr w:type="spellEnd"/>
+      <w:r>
+        <w:rPr>
+          <w:rFonts w:ascii="Times New Roman" w:hAnsi="Times New Roman" w:cs="Times New Roman"/>
+          <w:sz w:val="28"/>
+          <w:szCs w:val="28"/>
+          <w:lang w:val="en-US"/>
+        </w:rPr>
+        <w:t xml:space="preserve">', </w:t>
+      </w:r>
+      <w:proofErr w:type="spellStart"/>
+      <w:r>
+        <w:rPr>
+          <w:rFonts w:ascii="Times New Roman" w:hAnsi="Times New Roman" w:cs="Times New Roman"/>
+          <w:sz w:val="28"/>
+          <w:szCs w:val="28"/>
+          <w:lang w:val="en-US"/>
+        </w:rPr>
+        <w:t>PythonEditor</w:t>
+      </w:r>
+      <w:proofErr w:type="spellEnd"/>
+      <w:r>
+        <w:rPr>
+          <w:rFonts w:ascii="Times New Roman" w:hAnsi="Times New Roman" w:cs="Times New Roman"/>
+          <w:sz w:val="28"/>
+          <w:szCs w:val="28"/>
+          <w:lang w:val="en-US"/>
+        </w:rPr>
+        <w:t>)</w:t>
+      </w:r>
+    </w:p>
+    <w:p>
+      <w:pPr>
+        <w:spacing w:after="0" w:line="360" w:lineRule="auto"/>
+        <w:ind w:firstLine="709"/>
+        <w:jc w:val="both"/>
+        <w:rPr>
+          <w:rFonts w:ascii="Times New Roman" w:hAnsi="Times New Roman" w:cs="Times New Roman"/>
           <w:color w:val="FF0000"/>
           <w:sz w:val="28"/>
           <w:szCs w:val="28"/>
-        </w:rPr>
-        <w:t>5. Factory → возврат продукта клиенту</w:t>
-      </w:r>
+          <w:lang w:val="en-US"/>
+        </w:rPr>
+      </w:pPr>
     </w:p>
     <w:p>
       <w:pPr>
@@ -11226,11 +12128,29 @@
         <w:jc w:val="both"/>
         <w:rPr>
           <w:rFonts w:ascii="Times New Roman" w:hAnsi="Times New Roman" w:cs="Times New Roman"/>
+          <w:sz w:val="28"/>
+          <w:szCs w:val="28"/>
+        </w:rPr>
+      </w:pPr>
+      <w:r>
+        <w:rPr>
+          <w:rFonts w:ascii="Times New Roman" w:hAnsi="Times New Roman" w:cs="Times New Roman"/>
+          <w:sz w:val="28"/>
+          <w:szCs w:val="28"/>
+        </w:rPr>
+        <w:t xml:space="preserve">После регистрации фабрика автоматически начнет создавать экземпляры </w:t>
+      </w:r>
+      <w:proofErr w:type="spellStart"/>
+      <w:r>
+        <w:rPr>
+          <w:rFonts w:ascii="Times New Roman" w:hAnsi="Times New Roman" w:cs="Times New Roman"/>
           <w:color w:val="FF0000"/>
           <w:sz w:val="28"/>
           <w:szCs w:val="28"/>
         </w:rPr>
-      </w:pPr>
+        <w:t>PythonEditor</w:t>
+      </w:r>
+      <w:proofErr w:type="spellEnd"/>
       <w:r>
         <w:rPr>
           <w:rFonts w:ascii="Times New Roman" w:hAnsi="Times New Roman" w:cs="Times New Roman"/>
@@ -11238,9 +12158,46 @@
           <w:sz w:val="28"/>
           <w:szCs w:val="28"/>
         </w:rPr>
-        <w:t xml:space="preserve">Фабрика возвращает созданный экземпляр редактора клиентскому коду. Важно, что возвращаемый объект имеет тип </w:t>
-      </w:r>
-      <w:proofErr w:type="spellStart"/>
+        <w:t xml:space="preserve"> </w:t>
+      </w:r>
+      <w:r>
+        <w:rPr>
+          <w:rFonts w:ascii="Times New Roman" w:hAnsi="Times New Roman" w:cs="Times New Roman"/>
+          <w:sz w:val="28"/>
+          <w:szCs w:val="28"/>
+        </w:rPr>
+        <w:t>для файлов с расширением .</w:t>
+      </w:r>
+      <w:proofErr w:type="spellStart"/>
+      <w:r>
+        <w:rPr>
+          <w:rFonts w:ascii="Times New Roman" w:hAnsi="Times New Roman" w:cs="Times New Roman"/>
+          <w:sz w:val="28"/>
+          <w:szCs w:val="28"/>
+        </w:rPr>
+        <w:t>py</w:t>
+      </w:r>
+      <w:proofErr w:type="spellEnd"/>
+      <w:r>
+        <w:rPr>
+          <w:rFonts w:ascii="Times New Roman" w:hAnsi="Times New Roman" w:cs="Times New Roman"/>
+          <w:sz w:val="28"/>
+          <w:szCs w:val="28"/>
+        </w:rPr>
+        <w:t>, при этом клиентский код не требует изменений, так как продолжает работать с абстрактным интерфейсом BaseFileEditor.</w:t>
+      </w:r>
+    </w:p>
+    <w:p>
+      <w:pPr>
+        <w:spacing w:after="0" w:line="360" w:lineRule="auto"/>
+        <w:ind w:firstLine="709"/>
+        <w:jc w:val="both"/>
+        <w:rPr>
+          <w:rFonts w:ascii="Times New Roman" w:hAnsi="Times New Roman" w:cs="Times New Roman"/>
+          <w:sz w:val="28"/>
+          <w:szCs w:val="28"/>
+        </w:rPr>
+      </w:pPr>
       <w:r>
         <w:rPr>
           <w:rFonts w:ascii="Times New Roman" w:hAnsi="Times New Roman" w:cs="Times New Roman"/>
@@ -11248,9 +12205,431 @@
           <w:sz w:val="28"/>
           <w:szCs w:val="28"/>
         </w:rPr>
-        <w:t>BaseFileEditor</w:t>
-      </w:r>
-      <w:proofErr w:type="spellEnd"/>
+        <w:t xml:space="preserve"> </w:t>
+      </w:r>
+      <w:r>
+        <w:rPr>
+          <w:rFonts w:ascii="Times New Roman" w:hAnsi="Times New Roman" w:cs="Times New Roman"/>
+          <w:sz w:val="28"/>
+          <w:szCs w:val="28"/>
+        </w:rPr>
+        <w:t>Преимущества применения</w:t>
+      </w:r>
+    </w:p>
+    <w:p>
+      <w:pPr>
+        <w:spacing w:after="0" w:line="360" w:lineRule="auto"/>
+        <w:ind w:firstLine="709"/>
+        <w:jc w:val="both"/>
+        <w:rPr>
+          <w:rFonts w:ascii="Times New Roman" w:hAnsi="Times New Roman" w:cs="Times New Roman"/>
+          <w:sz w:val="28"/>
+          <w:szCs w:val="28"/>
+        </w:rPr>
+      </w:pPr>
+      <w:r>
+        <w:rPr>
+          <w:rFonts w:ascii="Times New Roman" w:hAnsi="Times New Roman" w:cs="Times New Roman"/>
+          <w:sz w:val="28"/>
+          <w:szCs w:val="28"/>
+        </w:rPr>
+        <w:t xml:space="preserve">Применение паттерна Factory в модуле редакторов обеспечивает ряд архитектурных преимуществ, которые повышают гибкость и </w:t>
+      </w:r>
+      <w:proofErr w:type="spellStart"/>
+      <w:r>
+        <w:rPr>
+          <w:rFonts w:ascii="Times New Roman" w:hAnsi="Times New Roman" w:cs="Times New Roman"/>
+          <w:sz w:val="28"/>
+          <w:szCs w:val="28"/>
+        </w:rPr>
+        <w:t>поддерживаемость</w:t>
+      </w:r>
+      <w:proofErr w:type="spellEnd"/>
+      <w:r>
+        <w:rPr>
+          <w:rFonts w:ascii="Times New Roman" w:hAnsi="Times New Roman" w:cs="Times New Roman"/>
+          <w:sz w:val="28"/>
+          <w:szCs w:val="28"/>
+        </w:rPr>
+        <w:t xml:space="preserve"> системы.</w:t>
+      </w:r>
+    </w:p>
+    <w:p>
+      <w:pPr>
+        <w:spacing w:after="0" w:line="360" w:lineRule="auto"/>
+        <w:ind w:firstLine="709"/>
+        <w:jc w:val="both"/>
+        <w:rPr>
+          <w:rFonts w:ascii="Times New Roman" w:hAnsi="Times New Roman" w:cs="Times New Roman"/>
+          <w:sz w:val="28"/>
+          <w:szCs w:val="28"/>
+        </w:rPr>
+      </w:pPr>
+      <w:r>
+        <w:rPr>
+          <w:rFonts w:ascii="Times New Roman" w:hAnsi="Times New Roman" w:cs="Times New Roman"/>
+          <w:sz w:val="28"/>
+          <w:szCs w:val="28"/>
+        </w:rPr>
+        <w:t xml:space="preserve">Инкапсуляция логики создания. Вся логика выбора и </w:t>
+      </w:r>
+      <w:proofErr w:type="spellStart"/>
+      <w:r>
+        <w:rPr>
+          <w:rFonts w:ascii="Times New Roman" w:hAnsi="Times New Roman" w:cs="Times New Roman"/>
+          <w:sz w:val="28"/>
+          <w:szCs w:val="28"/>
+        </w:rPr>
+        <w:t>инстанцирования</w:t>
+      </w:r>
+      <w:proofErr w:type="spellEnd"/>
+      <w:r>
+        <w:rPr>
+          <w:rFonts w:ascii="Times New Roman" w:hAnsi="Times New Roman" w:cs="Times New Roman"/>
+          <w:sz w:val="28"/>
+          <w:szCs w:val="28"/>
+        </w:rPr>
+        <w:t xml:space="preserve"> конкретных классов редакторов инкапсулирована в рамках класса EditorFactory. Такой подход концентрирует знания о создании объектов в одном компоненте, что значительно упрощает понимание системы и сопровождение кода. В случае модификации процесса создания редакторов изменения затрагивают исключительно код фабрики, не требуя правок в многочисленных клиентских компонентах, которые используют эти редакторы.</w:t>
+      </w:r>
+    </w:p>
+    <w:p>
+      <w:pPr>
+        <w:spacing w:after="0" w:line="360" w:lineRule="auto"/>
+        <w:ind w:firstLine="709"/>
+        <w:jc w:val="both"/>
+        <w:rPr>
+          <w:rFonts w:ascii="Times New Roman" w:hAnsi="Times New Roman" w:cs="Times New Roman"/>
+          <w:sz w:val="28"/>
+          <w:szCs w:val="28"/>
+        </w:rPr>
+      </w:pPr>
+      <w:r>
+        <w:rPr>
+          <w:rFonts w:ascii="Times New Roman" w:hAnsi="Times New Roman" w:cs="Times New Roman"/>
+          <w:sz w:val="28"/>
+          <w:szCs w:val="28"/>
+        </w:rPr>
+        <w:t>Слабая связанность компонентов. Использование фабрики позволяет клиентскому коду работать исключительно с абстрактным интерфейсом BaseFileEditor, не завися от конкретных реализаций редакторов. Данное решение способствует достижению слабой связанности между компонентами и полностью соответствует принципу инверсии зависимостей (</w:t>
+      </w:r>
+      <w:proofErr w:type="spellStart"/>
+      <w:r>
+        <w:rPr>
+          <w:rFonts w:ascii="Times New Roman" w:hAnsi="Times New Roman" w:cs="Times New Roman"/>
+          <w:sz w:val="28"/>
+          <w:szCs w:val="28"/>
+        </w:rPr>
+        <w:t>Dependency</w:t>
+      </w:r>
+      <w:proofErr w:type="spellEnd"/>
+      <w:r>
+        <w:rPr>
+          <w:rFonts w:ascii="Times New Roman" w:hAnsi="Times New Roman" w:cs="Times New Roman"/>
+          <w:sz w:val="28"/>
+          <w:szCs w:val="28"/>
+        </w:rPr>
+        <w:t xml:space="preserve"> </w:t>
+      </w:r>
+      <w:proofErr w:type="spellStart"/>
+      <w:r>
+        <w:rPr>
+          <w:rFonts w:ascii="Times New Roman" w:hAnsi="Times New Roman" w:cs="Times New Roman"/>
+          <w:sz w:val="28"/>
+          <w:szCs w:val="28"/>
+        </w:rPr>
+        <w:t>Inversion</w:t>
+      </w:r>
+      <w:proofErr w:type="spellEnd"/>
+      <w:r>
+        <w:rPr>
+          <w:rFonts w:ascii="Times New Roman" w:hAnsi="Times New Roman" w:cs="Times New Roman"/>
+          <w:sz w:val="28"/>
+          <w:szCs w:val="28"/>
+        </w:rPr>
+        <w:t xml:space="preserve"> </w:t>
+      </w:r>
+      <w:proofErr w:type="spellStart"/>
+      <w:r>
+        <w:rPr>
+          <w:rFonts w:ascii="Times New Roman" w:hAnsi="Times New Roman" w:cs="Times New Roman"/>
+          <w:sz w:val="28"/>
+          <w:szCs w:val="28"/>
+        </w:rPr>
+        <w:t>Principle</w:t>
+      </w:r>
+      <w:proofErr w:type="spellEnd"/>
+      <w:r>
+        <w:rPr>
+          <w:rFonts w:ascii="Times New Roman" w:hAnsi="Times New Roman" w:cs="Times New Roman"/>
+          <w:sz w:val="28"/>
+          <w:szCs w:val="28"/>
+        </w:rPr>
+        <w:t>), позволяя заменять реализации редакторов без модификации кода, который их использует.</w:t>
+      </w:r>
+    </w:p>
+    <w:p>
+      <w:pPr>
+        <w:spacing w:after="0" w:line="360" w:lineRule="auto"/>
+        <w:ind w:firstLine="709"/>
+        <w:jc w:val="both"/>
+        <w:rPr>
+          <w:rFonts w:ascii="Times New Roman" w:hAnsi="Times New Roman" w:cs="Times New Roman"/>
+          <w:sz w:val="28"/>
+          <w:szCs w:val="28"/>
+        </w:rPr>
+      </w:pPr>
+      <w:r>
+        <w:rPr>
+          <w:rFonts w:ascii="Times New Roman" w:hAnsi="Times New Roman" w:cs="Times New Roman"/>
+          <w:sz w:val="28"/>
+          <w:szCs w:val="28"/>
+        </w:rPr>
+        <w:lastRenderedPageBreak/>
+        <w:t>Расширяемость системы. Добавление поддержки нового типа файлов не требует изменения существующего кода. Для этого необходимо лишь создать новый класс-наследник BaseFileEditor и зарегистрировать его в фабрике с помощью метода register_</w:t>
+      </w:r>
+      <w:proofErr w:type="gramStart"/>
+      <w:r>
+        <w:rPr>
+          <w:rFonts w:ascii="Times New Roman" w:hAnsi="Times New Roman" w:cs="Times New Roman"/>
+          <w:sz w:val="28"/>
+          <w:szCs w:val="28"/>
+        </w:rPr>
+        <w:t>editor(</w:t>
+      </w:r>
+      <w:proofErr w:type="gramEnd"/>
+      <w:r>
+        <w:rPr>
+          <w:rFonts w:ascii="Times New Roman" w:hAnsi="Times New Roman" w:cs="Times New Roman"/>
+          <w:sz w:val="28"/>
+          <w:szCs w:val="28"/>
+        </w:rPr>
+        <w:t>). Такой дизайн обеспечивает соблюдение принципа открытости/закрытости (Open/</w:t>
+      </w:r>
+      <w:proofErr w:type="spellStart"/>
+      <w:r>
+        <w:rPr>
+          <w:rFonts w:ascii="Times New Roman" w:hAnsi="Times New Roman" w:cs="Times New Roman"/>
+          <w:sz w:val="28"/>
+          <w:szCs w:val="28"/>
+        </w:rPr>
+        <w:t>Closed</w:t>
+      </w:r>
+      <w:proofErr w:type="spellEnd"/>
+      <w:r>
+        <w:rPr>
+          <w:rFonts w:ascii="Times New Roman" w:hAnsi="Times New Roman" w:cs="Times New Roman"/>
+          <w:sz w:val="28"/>
+          <w:szCs w:val="28"/>
+        </w:rPr>
+        <w:t xml:space="preserve"> </w:t>
+      </w:r>
+      <w:proofErr w:type="spellStart"/>
+      <w:r>
+        <w:rPr>
+          <w:rFonts w:ascii="Times New Roman" w:hAnsi="Times New Roman" w:cs="Times New Roman"/>
+          <w:sz w:val="28"/>
+          <w:szCs w:val="28"/>
+        </w:rPr>
+        <w:t>Principle</w:t>
+      </w:r>
+      <w:proofErr w:type="spellEnd"/>
+      <w:r>
+        <w:rPr>
+          <w:rFonts w:ascii="Times New Roman" w:hAnsi="Times New Roman" w:cs="Times New Roman"/>
+          <w:sz w:val="28"/>
+          <w:szCs w:val="28"/>
+        </w:rPr>
+        <w:t>), делая систему открытой для расширения, но закрытой для модификаций.</w:t>
+      </w:r>
+    </w:p>
+    <w:p>
+      <w:pPr>
+        <w:spacing w:after="0" w:line="360" w:lineRule="auto"/>
+        <w:ind w:firstLine="709"/>
+        <w:jc w:val="both"/>
+        <w:rPr>
+          <w:rFonts w:ascii="Times New Roman" w:hAnsi="Times New Roman" w:cs="Times New Roman"/>
+          <w:sz w:val="28"/>
+          <w:szCs w:val="28"/>
+        </w:rPr>
+      </w:pPr>
+      <w:r>
+        <w:rPr>
+          <w:rFonts w:ascii="Times New Roman" w:hAnsi="Times New Roman" w:cs="Times New Roman"/>
+          <w:sz w:val="28"/>
+          <w:szCs w:val="28"/>
+        </w:rPr>
+        <w:t>Единообразие интерфейса. Все редакторы, независимо от их специализации, предоставляют единый контракт через абстрактный базовый класс BaseFileEditor. Это унифицирует взаимодействие с ними в клиентском коде: для загрузки, сохранения или получения содержимого файла используются одни и те же методы (</w:t>
+      </w:r>
+      <w:proofErr w:type="spellStart"/>
+      <w:proofErr w:type="gramStart"/>
+      <w:r>
+        <w:rPr>
+          <w:rFonts w:ascii="Times New Roman" w:hAnsi="Times New Roman" w:cs="Times New Roman"/>
+          <w:sz w:val="28"/>
+          <w:szCs w:val="28"/>
+        </w:rPr>
+        <w:t>load</w:t>
+      </w:r>
+      <w:proofErr w:type="spellEnd"/>
+      <w:r>
+        <w:rPr>
+          <w:rFonts w:ascii="Times New Roman" w:hAnsi="Times New Roman" w:cs="Times New Roman"/>
+          <w:sz w:val="28"/>
+          <w:szCs w:val="28"/>
+        </w:rPr>
+        <w:t>(</w:t>
+      </w:r>
+      <w:proofErr w:type="gramEnd"/>
+      <w:r>
+        <w:rPr>
+          <w:rFonts w:ascii="Times New Roman" w:hAnsi="Times New Roman" w:cs="Times New Roman"/>
+          <w:sz w:val="28"/>
+          <w:szCs w:val="28"/>
+        </w:rPr>
+        <w:t xml:space="preserve">), </w:t>
+      </w:r>
+      <w:proofErr w:type="spellStart"/>
+      <w:r>
+        <w:rPr>
+          <w:rFonts w:ascii="Times New Roman" w:hAnsi="Times New Roman" w:cs="Times New Roman"/>
+          <w:sz w:val="28"/>
+          <w:szCs w:val="28"/>
+        </w:rPr>
+        <w:t>save</w:t>
+      </w:r>
+      <w:proofErr w:type="spellEnd"/>
+      <w:r>
+        <w:rPr>
+          <w:rFonts w:ascii="Times New Roman" w:hAnsi="Times New Roman" w:cs="Times New Roman"/>
+          <w:sz w:val="28"/>
+          <w:szCs w:val="28"/>
+        </w:rPr>
+        <w:t xml:space="preserve">(), </w:t>
+      </w:r>
+      <w:proofErr w:type="spellStart"/>
+      <w:r>
+        <w:rPr>
+          <w:rFonts w:ascii="Times New Roman" w:hAnsi="Times New Roman" w:cs="Times New Roman"/>
+          <w:sz w:val="28"/>
+          <w:szCs w:val="28"/>
+        </w:rPr>
+        <w:t>get_content</w:t>
+      </w:r>
+      <w:proofErr w:type="spellEnd"/>
+      <w:r>
+        <w:rPr>
+          <w:rFonts w:ascii="Times New Roman" w:hAnsi="Times New Roman" w:cs="Times New Roman"/>
+          <w:sz w:val="28"/>
+          <w:szCs w:val="28"/>
+        </w:rPr>
+        <w:t>()), что устраняет необходимость в условной логике, зависящей от типа файла.</w:t>
+      </w:r>
+    </w:p>
+    <w:p>
+      <w:pPr>
+        <w:spacing w:after="0" w:line="360" w:lineRule="auto"/>
+        <w:ind w:firstLine="709"/>
+        <w:jc w:val="both"/>
+        <w:rPr>
+          <w:rFonts w:ascii="Times New Roman" w:hAnsi="Times New Roman" w:cs="Times New Roman"/>
+          <w:sz w:val="28"/>
+          <w:szCs w:val="28"/>
+        </w:rPr>
+      </w:pPr>
+      <w:r>
+        <w:rPr>
+          <w:rFonts w:ascii="Times New Roman" w:hAnsi="Times New Roman" w:cs="Times New Roman"/>
+          <w:sz w:val="28"/>
+          <w:szCs w:val="28"/>
+        </w:rPr>
+        <w:t>Централизация управления. Фабрика выступает в роли единой точки управления жизненным циклом редакторов. Это открывает возможности для централизованного добавления сквозной функциональности, такой как логирование процессов создания, кэширование экземпляров или внедрение политик управления ресурсами, без необходимости вмешательства в клиентский код.</w:t>
+      </w:r>
+    </w:p>
+    <w:p>
+      <w:pPr>
+        <w:spacing w:after="0" w:line="360" w:lineRule="auto"/>
+        <w:ind w:firstLine="709"/>
+        <w:jc w:val="both"/>
+        <w:rPr>
+          <w:rFonts w:ascii="Times New Roman" w:hAnsi="Times New Roman" w:cs="Times New Roman"/>
+          <w:sz w:val="28"/>
+          <w:szCs w:val="28"/>
+        </w:rPr>
+      </w:pPr>
+      <w:r>
+        <w:rPr>
+          <w:rFonts w:ascii="Times New Roman" w:hAnsi="Times New Roman" w:cs="Times New Roman"/>
+          <w:sz w:val="28"/>
+          <w:szCs w:val="28"/>
+        </w:rPr>
+        <w:t>Упрощение процедуры тестирования. Данный подход способствует повышению тестируемости кода. Клиентские компоненты могут быть протестированы с использованием заглушек (</w:t>
+      </w:r>
+      <w:proofErr w:type="spellStart"/>
+      <w:r>
+        <w:rPr>
+          <w:rFonts w:ascii="Times New Roman" w:hAnsi="Times New Roman" w:cs="Times New Roman"/>
+          <w:sz w:val="28"/>
+          <w:szCs w:val="28"/>
+        </w:rPr>
+        <w:t>mock</w:t>
+      </w:r>
+      <w:proofErr w:type="spellEnd"/>
+      <w:r>
+        <w:rPr>
+          <w:rFonts w:ascii="Times New Roman" w:hAnsi="Times New Roman" w:cs="Times New Roman"/>
+          <w:sz w:val="28"/>
+          <w:szCs w:val="28"/>
+        </w:rPr>
+        <w:t>-объектов), реализующих интерфейс BaseFileEditor, что изолирует их от реальных реализаций редакторов. Кроме того, саму фабрику можно легко подменить тестовой реализацией для создания полностью контролируемого окружения в модульных тестах.</w:t>
+      </w:r>
+    </w:p>
+    <w:p>
+      <w:pPr>
+        <w:spacing w:after="0" w:line="360" w:lineRule="auto"/>
+        <w:ind w:firstLine="709"/>
+        <w:jc w:val="both"/>
+        <w:rPr>
+          <w:rFonts w:ascii="Times New Roman" w:hAnsi="Times New Roman" w:cs="Times New Roman"/>
+          <w:sz w:val="28"/>
+          <w:szCs w:val="28"/>
+        </w:rPr>
+      </w:pPr>
+      <w:r>
+        <w:rPr>
+          <w:rFonts w:ascii="Times New Roman" w:hAnsi="Times New Roman" w:cs="Times New Roman"/>
+          <w:sz w:val="28"/>
+          <w:szCs w:val="28"/>
+        </w:rPr>
+        <w:t>Обеспечение отказоустойчивости. Фабрика реализует механизм элегантной обработки неизвестных типов файлов. В случае попытки открыть файл с неподдерживаемым расширением система автоматически возвращает редактор по умолчанию (</w:t>
+      </w:r>
+      <w:proofErr w:type="spellStart"/>
+      <w:r>
+        <w:rPr>
+          <w:rFonts w:ascii="Times New Roman" w:hAnsi="Times New Roman" w:cs="Times New Roman"/>
+          <w:sz w:val="28"/>
+          <w:szCs w:val="28"/>
+        </w:rPr>
+        <w:t>PlainTextEditor</w:t>
+      </w:r>
+      <w:proofErr w:type="spellEnd"/>
+      <w:r>
+        <w:rPr>
+          <w:rFonts w:ascii="Times New Roman" w:hAnsi="Times New Roman" w:cs="Times New Roman"/>
+          <w:sz w:val="28"/>
+          <w:szCs w:val="28"/>
+        </w:rPr>
+        <w:t xml:space="preserve">). Это гарантирует базовую </w:t>
+      </w:r>
+      <w:r>
+        <w:rPr>
+          <w:rFonts w:ascii="Times New Roman" w:hAnsi="Times New Roman" w:cs="Times New Roman"/>
+          <w:sz w:val="28"/>
+          <w:szCs w:val="28"/>
+        </w:rPr>
+        <w:lastRenderedPageBreak/>
+        <w:t xml:space="preserve">функциональность и сохраняет работоспособность приложения даже в нештатных ситуациях, обеспечивая </w:t>
+      </w:r>
+      <w:proofErr w:type="spellStart"/>
       <w:r>
         <w:rPr>
           <w:rFonts w:ascii="Times New Roman" w:hAnsi="Times New Roman" w:cs="Times New Roman"/>
@@ -11258,7 +12637,36 @@
           <w:sz w:val="28"/>
           <w:szCs w:val="28"/>
         </w:rPr>
-        <w:t>, что позволяет клиенту работать с ним через абстрактный интерфейс, не зная конкретного типа редактора. Это обеспечивает полиморфизм и слабую связанность между клиентом и конкретными реализациями.</w:t>
+        <w:t>graceful</w:t>
+      </w:r>
+      <w:proofErr w:type="spellEnd"/>
+      <w:r>
+        <w:rPr>
+          <w:rFonts w:ascii="Times New Roman" w:hAnsi="Times New Roman" w:cs="Times New Roman"/>
+          <w:color w:val="FF0000"/>
+          <w:sz w:val="28"/>
+          <w:szCs w:val="28"/>
+        </w:rPr>
+        <w:t xml:space="preserve"> </w:t>
+      </w:r>
+      <w:proofErr w:type="spellStart"/>
+      <w:r>
+        <w:rPr>
+          <w:rFonts w:ascii="Times New Roman" w:hAnsi="Times New Roman" w:cs="Times New Roman"/>
+          <w:color w:val="FF0000"/>
+          <w:sz w:val="28"/>
+          <w:szCs w:val="28"/>
+        </w:rPr>
+        <w:t>degradation</w:t>
+      </w:r>
+      <w:proofErr w:type="spellEnd"/>
+      <w:r>
+        <w:rPr>
+          <w:rFonts w:ascii="Times New Roman" w:hAnsi="Times New Roman" w:cs="Times New Roman"/>
+          <w:sz w:val="28"/>
+          <w:szCs w:val="28"/>
+        </w:rPr>
+        <w:t>.</w:t>
       </w:r>
     </w:p>
     <w:p>
@@ -11268,1996 +12676,18 @@
         <w:jc w:val="both"/>
         <w:rPr>
           <w:rFonts w:ascii="Times New Roman" w:hAnsi="Times New Roman" w:cs="Times New Roman"/>
-          <w:color w:val="FF0000"/>
-          <w:sz w:val="28"/>
-          <w:szCs w:val="28"/>
-        </w:rPr>
-      </w:pPr>
-      <w:r>
-        <w:rPr>
-          <w:rFonts w:ascii="Times New Roman" w:hAnsi="Times New Roman" w:cs="Times New Roman"/>
-          <w:color w:val="FF0000"/>
-          <w:sz w:val="28"/>
-          <w:szCs w:val="28"/>
-        </w:rPr>
-        <w:t xml:space="preserve"> 6. Client → использование продукта</w:t>
-      </w:r>
-    </w:p>
-    <w:p>
-      <w:pPr>
-        <w:spacing w:after="0" w:line="360" w:lineRule="auto"/>
-        <w:ind w:firstLine="709"/>
-        <w:jc w:val="both"/>
-        <w:rPr>
-          <w:rFonts w:ascii="Times New Roman" w:hAnsi="Times New Roman" w:cs="Times New Roman"/>
-          <w:color w:val="FF0000"/>
-          <w:sz w:val="28"/>
-          <w:szCs w:val="28"/>
-        </w:rPr>
-      </w:pPr>
-      <w:r>
-        <w:rPr>
-          <w:rFonts w:ascii="Times New Roman" w:hAnsi="Times New Roman" w:cs="Times New Roman"/>
-          <w:color w:val="FF0000"/>
-          <w:sz w:val="28"/>
-          <w:szCs w:val="28"/>
-        </w:rPr>
-        <w:t xml:space="preserve">Клиентский код получает экземпляр редактора и использует его через абстрактный интерфейс </w:t>
-      </w:r>
-      <w:proofErr w:type="spellStart"/>
-      <w:r>
-        <w:rPr>
-          <w:rFonts w:ascii="Times New Roman" w:hAnsi="Times New Roman" w:cs="Times New Roman"/>
-          <w:color w:val="FF0000"/>
-          <w:sz w:val="28"/>
-          <w:szCs w:val="28"/>
-        </w:rPr>
-        <w:t>BaseFileEditor</w:t>
-      </w:r>
-      <w:proofErr w:type="spellEnd"/>
-      <w:r>
-        <w:rPr>
-          <w:rFonts w:ascii="Times New Roman" w:hAnsi="Times New Roman" w:cs="Times New Roman"/>
-          <w:color w:val="FF0000"/>
-          <w:sz w:val="28"/>
-          <w:szCs w:val="28"/>
-        </w:rPr>
-        <w:t>. В методе _</w:t>
-      </w:r>
-      <w:proofErr w:type="spellStart"/>
-      <w:r>
-        <w:rPr>
-          <w:rFonts w:ascii="Times New Roman" w:hAnsi="Times New Roman" w:cs="Times New Roman"/>
-          <w:color w:val="FF0000"/>
-          <w:sz w:val="28"/>
-          <w:szCs w:val="28"/>
-        </w:rPr>
-        <w:t>setup_editor_from_</w:t>
-      </w:r>
-      <w:proofErr w:type="gramStart"/>
-      <w:r>
-        <w:rPr>
-          <w:rFonts w:ascii="Times New Roman" w:hAnsi="Times New Roman" w:cs="Times New Roman"/>
-          <w:color w:val="FF0000"/>
-          <w:sz w:val="28"/>
-          <w:szCs w:val="28"/>
-        </w:rPr>
-        <w:t>cache</w:t>
-      </w:r>
-      <w:proofErr w:type="spellEnd"/>
-      <w:r>
-        <w:rPr>
-          <w:rFonts w:ascii="Times New Roman" w:hAnsi="Times New Roman" w:cs="Times New Roman"/>
-          <w:color w:val="FF0000"/>
-          <w:sz w:val="28"/>
-          <w:szCs w:val="28"/>
-        </w:rPr>
-        <w:t>(</w:t>
-      </w:r>
-      <w:proofErr w:type="gramEnd"/>
-      <w:r>
-        <w:rPr>
-          <w:rFonts w:ascii="Times New Roman" w:hAnsi="Times New Roman" w:cs="Times New Roman"/>
-          <w:color w:val="FF0000"/>
-          <w:sz w:val="28"/>
-          <w:szCs w:val="28"/>
-        </w:rPr>
-        <w:t xml:space="preserve">) класса </w:t>
-      </w:r>
-      <w:proofErr w:type="spellStart"/>
-      <w:r>
-        <w:rPr>
-          <w:rFonts w:ascii="Times New Roman" w:hAnsi="Times New Roman" w:cs="Times New Roman"/>
-          <w:color w:val="FF0000"/>
-          <w:sz w:val="28"/>
-          <w:szCs w:val="28"/>
-        </w:rPr>
-        <w:t>EditorManager</w:t>
-      </w:r>
-      <w:proofErr w:type="spellEnd"/>
-      <w:r>
-        <w:rPr>
-          <w:rFonts w:ascii="Times New Roman" w:hAnsi="Times New Roman" w:cs="Times New Roman"/>
-          <w:color w:val="FF0000"/>
-          <w:sz w:val="28"/>
-          <w:szCs w:val="28"/>
-        </w:rPr>
-        <w:t xml:space="preserve"> после получения редактора выполняются операции:</w:t>
-      </w:r>
-    </w:p>
-    <w:p>
-      <w:pPr>
-        <w:spacing w:after="0" w:line="360" w:lineRule="auto"/>
-        <w:ind w:firstLine="709"/>
-        <w:jc w:val="both"/>
-        <w:rPr>
-          <w:rFonts w:ascii="Times New Roman" w:hAnsi="Times New Roman" w:cs="Times New Roman"/>
-          <w:color w:val="FF0000"/>
-          <w:sz w:val="28"/>
-          <w:szCs w:val="28"/>
-          <w:lang w:val="en-US"/>
-        </w:rPr>
-      </w:pPr>
-      <w:r>
-        <w:rPr>
-          <w:rFonts w:ascii="Times New Roman" w:hAnsi="Times New Roman" w:cs="Times New Roman"/>
-          <w:color w:val="FF0000"/>
-          <w:sz w:val="28"/>
-          <w:szCs w:val="28"/>
-          <w:lang w:val="en-US"/>
-        </w:rPr>
-        <w:t>python</w:t>
-      </w:r>
-    </w:p>
-    <w:p>
-      <w:pPr>
-        <w:spacing w:after="0" w:line="360" w:lineRule="auto"/>
-        <w:ind w:firstLine="709"/>
-        <w:jc w:val="both"/>
-        <w:rPr>
-          <w:rFonts w:ascii="Times New Roman" w:hAnsi="Times New Roman" w:cs="Times New Roman"/>
-          <w:color w:val="FF0000"/>
-          <w:sz w:val="28"/>
-          <w:szCs w:val="28"/>
-          <w:lang w:val="en-US"/>
-        </w:rPr>
-      </w:pPr>
-      <w:proofErr w:type="spellStart"/>
-      <w:r>
-        <w:rPr>
-          <w:rFonts w:ascii="Times New Roman" w:hAnsi="Times New Roman" w:cs="Times New Roman"/>
-          <w:color w:val="FF0000"/>
-          <w:sz w:val="28"/>
-          <w:szCs w:val="28"/>
-          <w:lang w:val="en-US"/>
-        </w:rPr>
-        <w:t>editor.set_content</w:t>
-      </w:r>
-      <w:proofErr w:type="spellEnd"/>
-      <w:r>
-        <w:rPr>
-          <w:rFonts w:ascii="Times New Roman" w:hAnsi="Times New Roman" w:cs="Times New Roman"/>
-          <w:color w:val="FF0000"/>
-          <w:sz w:val="28"/>
-          <w:szCs w:val="28"/>
-          <w:lang w:val="en-US"/>
-        </w:rPr>
-        <w:t>(content)</w:t>
-      </w:r>
-    </w:p>
-    <w:p>
-      <w:pPr>
-        <w:spacing w:after="0" w:line="360" w:lineRule="auto"/>
-        <w:ind w:firstLine="709"/>
-        <w:jc w:val="both"/>
-        <w:rPr>
-          <w:rFonts w:ascii="Times New Roman" w:hAnsi="Times New Roman" w:cs="Times New Roman"/>
-          <w:color w:val="FF0000"/>
-          <w:sz w:val="28"/>
-          <w:szCs w:val="28"/>
-          <w:lang w:val="en-US"/>
-        </w:rPr>
-      </w:pPr>
-      <w:proofErr w:type="spellStart"/>
-      <w:proofErr w:type="gramStart"/>
-      <w:r>
-        <w:rPr>
-          <w:rFonts w:ascii="Times New Roman" w:hAnsi="Times New Roman" w:cs="Times New Roman"/>
-          <w:color w:val="FF0000"/>
-          <w:sz w:val="28"/>
-          <w:szCs w:val="28"/>
-          <w:lang w:val="en-US"/>
-        </w:rPr>
-        <w:t>self.current</w:t>
-      </w:r>
-      <w:proofErr w:type="gramEnd"/>
-      <w:r>
-        <w:rPr>
-          <w:rFonts w:ascii="Times New Roman" w:hAnsi="Times New Roman" w:cs="Times New Roman"/>
-          <w:color w:val="FF0000"/>
-          <w:sz w:val="28"/>
-          <w:szCs w:val="28"/>
-          <w:lang w:val="en-US"/>
-        </w:rPr>
-        <w:t>_editor</w:t>
-      </w:r>
-      <w:proofErr w:type="spellEnd"/>
-      <w:r>
-        <w:rPr>
-          <w:rFonts w:ascii="Times New Roman" w:hAnsi="Times New Roman" w:cs="Times New Roman"/>
-          <w:color w:val="FF0000"/>
-          <w:sz w:val="28"/>
-          <w:szCs w:val="28"/>
-          <w:lang w:val="en-US"/>
-        </w:rPr>
-        <w:t xml:space="preserve"> = editor</w:t>
-      </w:r>
-    </w:p>
-    <w:p>
-      <w:pPr>
-        <w:spacing w:after="0" w:line="360" w:lineRule="auto"/>
-        <w:ind w:firstLine="709"/>
-        <w:jc w:val="both"/>
-        <w:rPr>
-          <w:rFonts w:ascii="Times New Roman" w:hAnsi="Times New Roman" w:cs="Times New Roman"/>
-          <w:color w:val="FF0000"/>
-          <w:sz w:val="28"/>
-          <w:szCs w:val="28"/>
-          <w:lang w:val="en-US"/>
-        </w:rPr>
-      </w:pPr>
-      <w:proofErr w:type="spellStart"/>
-      <w:proofErr w:type="gramStart"/>
-      <w:r>
-        <w:rPr>
-          <w:rFonts w:ascii="Times New Roman" w:hAnsi="Times New Roman" w:cs="Times New Roman"/>
-          <w:color w:val="FF0000"/>
-          <w:sz w:val="28"/>
-          <w:szCs w:val="28"/>
-          <w:lang w:val="en-US"/>
-        </w:rPr>
-        <w:t>self.editor</w:t>
-      </w:r>
-      <w:proofErr w:type="gramEnd"/>
-      <w:r>
-        <w:rPr>
-          <w:rFonts w:ascii="Times New Roman" w:hAnsi="Times New Roman" w:cs="Times New Roman"/>
-          <w:color w:val="FF0000"/>
-          <w:sz w:val="28"/>
-          <w:szCs w:val="28"/>
-          <w:lang w:val="en-US"/>
-        </w:rPr>
-        <w:t>_ready.emit</w:t>
-      </w:r>
-      <w:proofErr w:type="spellEnd"/>
-      <w:r>
-        <w:rPr>
-          <w:rFonts w:ascii="Times New Roman" w:hAnsi="Times New Roman" w:cs="Times New Roman"/>
-          <w:color w:val="FF0000"/>
-          <w:sz w:val="28"/>
-          <w:szCs w:val="28"/>
-          <w:lang w:val="en-US"/>
-        </w:rPr>
-        <w:t xml:space="preserve">(editor, </w:t>
-      </w:r>
-      <w:proofErr w:type="spellStart"/>
-      <w:r>
-        <w:rPr>
-          <w:rFonts w:ascii="Times New Roman" w:hAnsi="Times New Roman" w:cs="Times New Roman"/>
-          <w:color w:val="FF0000"/>
-          <w:sz w:val="28"/>
-          <w:szCs w:val="28"/>
-          <w:lang w:val="en-US"/>
-        </w:rPr>
-        <w:t>file_path</w:t>
-      </w:r>
-      <w:proofErr w:type="spellEnd"/>
-      <w:r>
-        <w:rPr>
-          <w:rFonts w:ascii="Times New Roman" w:hAnsi="Times New Roman" w:cs="Times New Roman"/>
-          <w:color w:val="FF0000"/>
-          <w:sz w:val="28"/>
-          <w:szCs w:val="28"/>
-          <w:lang w:val="en-US"/>
-        </w:rPr>
-        <w:t>)</w:t>
-      </w:r>
-    </w:p>
-    <w:p>
-      <w:pPr>
-        <w:spacing w:after="0" w:line="360" w:lineRule="auto"/>
-        <w:ind w:firstLine="709"/>
-        <w:jc w:val="both"/>
-        <w:rPr>
-          <w:rFonts w:ascii="Times New Roman" w:hAnsi="Times New Roman" w:cs="Times New Roman"/>
-          <w:color w:val="FF0000"/>
-          <w:sz w:val="28"/>
-          <w:szCs w:val="28"/>
-          <w:lang w:val="en-US"/>
-        </w:rPr>
-      </w:pPr>
-    </w:p>
-    <w:p>
-      <w:pPr>
-        <w:spacing w:after="0" w:line="360" w:lineRule="auto"/>
-        <w:ind w:firstLine="709"/>
-        <w:jc w:val="both"/>
-        <w:rPr>
-          <w:rFonts w:ascii="Times New Roman" w:hAnsi="Times New Roman" w:cs="Times New Roman"/>
-          <w:color w:val="FF0000"/>
-          <w:sz w:val="28"/>
-          <w:szCs w:val="28"/>
-        </w:rPr>
-      </w:pPr>
-      <w:r>
-        <w:rPr>
-          <w:rFonts w:ascii="Times New Roman" w:hAnsi="Times New Roman" w:cs="Times New Roman"/>
-          <w:color w:val="FF0000"/>
-          <w:sz w:val="28"/>
-          <w:szCs w:val="28"/>
-        </w:rPr>
-        <w:t>Клиент</w:t>
-      </w:r>
-      <w:r>
-        <w:rPr>
-          <w:rFonts w:ascii="Times New Roman" w:hAnsi="Times New Roman" w:cs="Times New Roman"/>
-          <w:color w:val="FF0000"/>
-          <w:sz w:val="28"/>
-          <w:szCs w:val="28"/>
-          <w:lang w:val="en-US"/>
-        </w:rPr>
-        <w:t xml:space="preserve"> </w:t>
-      </w:r>
-      <w:r>
-        <w:rPr>
-          <w:rFonts w:ascii="Times New Roman" w:hAnsi="Times New Roman" w:cs="Times New Roman"/>
-          <w:color w:val="FF0000"/>
-          <w:sz w:val="28"/>
-          <w:szCs w:val="28"/>
-        </w:rPr>
-        <w:t>вызывает</w:t>
-      </w:r>
-      <w:r>
-        <w:rPr>
-          <w:rFonts w:ascii="Times New Roman" w:hAnsi="Times New Roman" w:cs="Times New Roman"/>
-          <w:color w:val="FF0000"/>
-          <w:sz w:val="28"/>
-          <w:szCs w:val="28"/>
-          <w:lang w:val="en-US"/>
-        </w:rPr>
-        <w:t xml:space="preserve"> </w:t>
-      </w:r>
-      <w:r>
-        <w:rPr>
-          <w:rFonts w:ascii="Times New Roman" w:hAnsi="Times New Roman" w:cs="Times New Roman"/>
-          <w:color w:val="FF0000"/>
-          <w:sz w:val="28"/>
-          <w:szCs w:val="28"/>
-        </w:rPr>
-        <w:t>методы</w:t>
-      </w:r>
-      <w:r>
-        <w:rPr>
-          <w:rFonts w:ascii="Times New Roman" w:hAnsi="Times New Roman" w:cs="Times New Roman"/>
-          <w:color w:val="FF0000"/>
-          <w:sz w:val="28"/>
-          <w:szCs w:val="28"/>
-          <w:lang w:val="en-US"/>
-        </w:rPr>
-        <w:t xml:space="preserve"> </w:t>
-      </w:r>
-      <w:proofErr w:type="spellStart"/>
-      <w:r>
-        <w:rPr>
-          <w:rFonts w:ascii="Times New Roman" w:hAnsi="Times New Roman" w:cs="Times New Roman"/>
-          <w:color w:val="FF0000"/>
-          <w:sz w:val="28"/>
-          <w:szCs w:val="28"/>
-          <w:lang w:val="en-US"/>
-        </w:rPr>
-        <w:t>set_</w:t>
-      </w:r>
-      <w:proofErr w:type="gramStart"/>
-      <w:r>
-        <w:rPr>
-          <w:rFonts w:ascii="Times New Roman" w:hAnsi="Times New Roman" w:cs="Times New Roman"/>
-          <w:color w:val="FF0000"/>
-          <w:sz w:val="28"/>
-          <w:szCs w:val="28"/>
-          <w:lang w:val="en-US"/>
-        </w:rPr>
-        <w:t>content</w:t>
-      </w:r>
-      <w:proofErr w:type="spellEnd"/>
-      <w:r>
-        <w:rPr>
-          <w:rFonts w:ascii="Times New Roman" w:hAnsi="Times New Roman" w:cs="Times New Roman"/>
-          <w:color w:val="FF0000"/>
-          <w:sz w:val="28"/>
-          <w:szCs w:val="28"/>
-          <w:lang w:val="en-US"/>
-        </w:rPr>
-        <w:t>(</w:t>
-      </w:r>
-      <w:proofErr w:type="gramEnd"/>
-      <w:r>
-        <w:rPr>
-          <w:rFonts w:ascii="Times New Roman" w:hAnsi="Times New Roman" w:cs="Times New Roman"/>
-          <w:color w:val="FF0000"/>
-          <w:sz w:val="28"/>
-          <w:szCs w:val="28"/>
-          <w:lang w:val="en-US"/>
-        </w:rPr>
-        <w:t xml:space="preserve">), </w:t>
-      </w:r>
-      <w:proofErr w:type="spellStart"/>
-      <w:r>
-        <w:rPr>
-          <w:rFonts w:ascii="Times New Roman" w:hAnsi="Times New Roman" w:cs="Times New Roman"/>
-          <w:color w:val="FF0000"/>
-          <w:sz w:val="28"/>
-          <w:szCs w:val="28"/>
-          <w:lang w:val="en-US"/>
-        </w:rPr>
-        <w:t>file_path</w:t>
-      </w:r>
-      <w:proofErr w:type="spellEnd"/>
-      <w:r>
-        <w:rPr>
-          <w:rFonts w:ascii="Times New Roman" w:hAnsi="Times New Roman" w:cs="Times New Roman"/>
-          <w:color w:val="FF0000"/>
-          <w:sz w:val="28"/>
-          <w:szCs w:val="28"/>
-          <w:lang w:val="en-US"/>
-        </w:rPr>
-        <w:t xml:space="preserve">, </w:t>
-      </w:r>
-      <w:r>
-        <w:rPr>
-          <w:rFonts w:ascii="Times New Roman" w:hAnsi="Times New Roman" w:cs="Times New Roman"/>
-          <w:color w:val="FF0000"/>
-          <w:sz w:val="28"/>
-          <w:szCs w:val="28"/>
-        </w:rPr>
-        <w:t>работает</w:t>
-      </w:r>
-      <w:r>
-        <w:rPr>
-          <w:rFonts w:ascii="Times New Roman" w:hAnsi="Times New Roman" w:cs="Times New Roman"/>
-          <w:color w:val="FF0000"/>
-          <w:sz w:val="28"/>
-          <w:szCs w:val="28"/>
-          <w:lang w:val="en-US"/>
-        </w:rPr>
-        <w:t xml:space="preserve"> </w:t>
-      </w:r>
-      <w:r>
-        <w:rPr>
-          <w:rFonts w:ascii="Times New Roman" w:hAnsi="Times New Roman" w:cs="Times New Roman"/>
-          <w:color w:val="FF0000"/>
-          <w:sz w:val="28"/>
-          <w:szCs w:val="28"/>
-        </w:rPr>
-        <w:t>со</w:t>
-      </w:r>
-      <w:r>
-        <w:rPr>
-          <w:rFonts w:ascii="Times New Roman" w:hAnsi="Times New Roman" w:cs="Times New Roman"/>
-          <w:color w:val="FF0000"/>
-          <w:sz w:val="28"/>
-          <w:szCs w:val="28"/>
-          <w:lang w:val="en-US"/>
-        </w:rPr>
-        <w:t xml:space="preserve"> </w:t>
-      </w:r>
-      <w:r>
-        <w:rPr>
-          <w:rFonts w:ascii="Times New Roman" w:hAnsi="Times New Roman" w:cs="Times New Roman"/>
-          <w:color w:val="FF0000"/>
-          <w:sz w:val="28"/>
-          <w:szCs w:val="28"/>
-        </w:rPr>
-        <w:t>свойствами</w:t>
-      </w:r>
-      <w:r>
-        <w:rPr>
-          <w:rFonts w:ascii="Times New Roman" w:hAnsi="Times New Roman" w:cs="Times New Roman"/>
-          <w:color w:val="FF0000"/>
-          <w:sz w:val="28"/>
-          <w:szCs w:val="28"/>
-          <w:lang w:val="en-US"/>
-        </w:rPr>
-        <w:t xml:space="preserve"> </w:t>
-      </w:r>
-      <w:proofErr w:type="spellStart"/>
-      <w:r>
-        <w:rPr>
-          <w:rFonts w:ascii="Times New Roman" w:hAnsi="Times New Roman" w:cs="Times New Roman"/>
-          <w:color w:val="FF0000"/>
-          <w:sz w:val="28"/>
-          <w:szCs w:val="28"/>
-          <w:lang w:val="en-US"/>
-        </w:rPr>
-        <w:t>is_modified</w:t>
-      </w:r>
-      <w:proofErr w:type="spellEnd"/>
-      <w:r>
-        <w:rPr>
-          <w:rFonts w:ascii="Times New Roman" w:hAnsi="Times New Roman" w:cs="Times New Roman"/>
-          <w:color w:val="FF0000"/>
-          <w:sz w:val="28"/>
-          <w:szCs w:val="28"/>
-          <w:lang w:val="en-US"/>
-        </w:rPr>
-        <w:t xml:space="preserve">, </w:t>
-      </w:r>
-      <w:r>
-        <w:rPr>
-          <w:rFonts w:ascii="Times New Roman" w:hAnsi="Times New Roman" w:cs="Times New Roman"/>
-          <w:color w:val="FF0000"/>
-          <w:sz w:val="28"/>
-          <w:szCs w:val="28"/>
-        </w:rPr>
-        <w:t>подписывается</w:t>
-      </w:r>
-      <w:r>
-        <w:rPr>
-          <w:rFonts w:ascii="Times New Roman" w:hAnsi="Times New Roman" w:cs="Times New Roman"/>
-          <w:color w:val="FF0000"/>
-          <w:sz w:val="28"/>
-          <w:szCs w:val="28"/>
-          <w:lang w:val="en-US"/>
-        </w:rPr>
-        <w:t xml:space="preserve"> </w:t>
-      </w:r>
-      <w:r>
-        <w:rPr>
-          <w:rFonts w:ascii="Times New Roman" w:hAnsi="Times New Roman" w:cs="Times New Roman"/>
-          <w:color w:val="FF0000"/>
-          <w:sz w:val="28"/>
-          <w:szCs w:val="28"/>
-        </w:rPr>
-        <w:t>на</w:t>
-      </w:r>
-      <w:r>
-        <w:rPr>
-          <w:rFonts w:ascii="Times New Roman" w:hAnsi="Times New Roman" w:cs="Times New Roman"/>
-          <w:color w:val="FF0000"/>
-          <w:sz w:val="28"/>
-          <w:szCs w:val="28"/>
-          <w:lang w:val="en-US"/>
-        </w:rPr>
-        <w:t xml:space="preserve"> </w:t>
-      </w:r>
-      <w:r>
-        <w:rPr>
-          <w:rFonts w:ascii="Times New Roman" w:hAnsi="Times New Roman" w:cs="Times New Roman"/>
-          <w:color w:val="FF0000"/>
-          <w:sz w:val="28"/>
-          <w:szCs w:val="28"/>
-        </w:rPr>
-        <w:t>сигналы</w:t>
-      </w:r>
-      <w:r>
-        <w:rPr>
-          <w:rFonts w:ascii="Times New Roman" w:hAnsi="Times New Roman" w:cs="Times New Roman"/>
-          <w:color w:val="FF0000"/>
-          <w:sz w:val="28"/>
-          <w:szCs w:val="28"/>
-          <w:lang w:val="en-US"/>
-        </w:rPr>
-        <w:t xml:space="preserve"> </w:t>
-      </w:r>
-      <w:proofErr w:type="spellStart"/>
-      <w:r>
-        <w:rPr>
-          <w:rFonts w:ascii="Times New Roman" w:hAnsi="Times New Roman" w:cs="Times New Roman"/>
-          <w:color w:val="FF0000"/>
-          <w:sz w:val="28"/>
-          <w:szCs w:val="28"/>
-          <w:lang w:val="en-US"/>
-        </w:rPr>
-        <w:t>modification_changed</w:t>
-      </w:r>
-      <w:proofErr w:type="spellEnd"/>
-      <w:r>
-        <w:rPr>
-          <w:rFonts w:ascii="Times New Roman" w:hAnsi="Times New Roman" w:cs="Times New Roman"/>
-          <w:color w:val="FF0000"/>
-          <w:sz w:val="28"/>
-          <w:szCs w:val="28"/>
-          <w:lang w:val="en-US"/>
-        </w:rPr>
-        <w:t xml:space="preserve">, </w:t>
-      </w:r>
-      <w:proofErr w:type="spellStart"/>
-      <w:r>
-        <w:rPr>
-          <w:rFonts w:ascii="Times New Roman" w:hAnsi="Times New Roman" w:cs="Times New Roman"/>
-          <w:color w:val="FF0000"/>
-          <w:sz w:val="28"/>
-          <w:szCs w:val="28"/>
-          <w:lang w:val="en-US"/>
-        </w:rPr>
-        <w:t>undo_available</w:t>
-      </w:r>
-      <w:proofErr w:type="spellEnd"/>
-      <w:r>
-        <w:rPr>
-          <w:rFonts w:ascii="Times New Roman" w:hAnsi="Times New Roman" w:cs="Times New Roman"/>
-          <w:color w:val="FF0000"/>
-          <w:sz w:val="28"/>
-          <w:szCs w:val="28"/>
-          <w:lang w:val="en-US"/>
-        </w:rPr>
-        <w:t xml:space="preserve">, </w:t>
-      </w:r>
-      <w:proofErr w:type="spellStart"/>
-      <w:r>
-        <w:rPr>
-          <w:rFonts w:ascii="Times New Roman" w:hAnsi="Times New Roman" w:cs="Times New Roman"/>
-          <w:color w:val="FF0000"/>
-          <w:sz w:val="28"/>
-          <w:szCs w:val="28"/>
-          <w:lang w:val="en-US"/>
-        </w:rPr>
-        <w:t>redo_available</w:t>
-      </w:r>
-      <w:proofErr w:type="spellEnd"/>
-      <w:r>
-        <w:rPr>
-          <w:rFonts w:ascii="Times New Roman" w:hAnsi="Times New Roman" w:cs="Times New Roman"/>
-          <w:color w:val="FF0000"/>
-          <w:sz w:val="28"/>
-          <w:szCs w:val="28"/>
-          <w:lang w:val="en-US"/>
-        </w:rPr>
-        <w:t xml:space="preserve"> — </w:t>
-      </w:r>
-      <w:r>
-        <w:rPr>
-          <w:rFonts w:ascii="Times New Roman" w:hAnsi="Times New Roman" w:cs="Times New Roman"/>
-          <w:color w:val="FF0000"/>
-          <w:sz w:val="28"/>
-          <w:szCs w:val="28"/>
-        </w:rPr>
-        <w:t>все</w:t>
-      </w:r>
-      <w:r>
-        <w:rPr>
-          <w:rFonts w:ascii="Times New Roman" w:hAnsi="Times New Roman" w:cs="Times New Roman"/>
-          <w:color w:val="FF0000"/>
-          <w:sz w:val="28"/>
-          <w:szCs w:val="28"/>
-          <w:lang w:val="en-US"/>
-        </w:rPr>
-        <w:t xml:space="preserve"> </w:t>
-      </w:r>
-      <w:r>
-        <w:rPr>
-          <w:rFonts w:ascii="Times New Roman" w:hAnsi="Times New Roman" w:cs="Times New Roman"/>
-          <w:color w:val="FF0000"/>
-          <w:sz w:val="28"/>
-          <w:szCs w:val="28"/>
-        </w:rPr>
-        <w:t>эти</w:t>
-      </w:r>
-      <w:r>
-        <w:rPr>
-          <w:rFonts w:ascii="Times New Roman" w:hAnsi="Times New Roman" w:cs="Times New Roman"/>
-          <w:color w:val="FF0000"/>
-          <w:sz w:val="28"/>
-          <w:szCs w:val="28"/>
-          <w:lang w:val="en-US"/>
-        </w:rPr>
-        <w:t xml:space="preserve"> </w:t>
-      </w:r>
-      <w:r>
-        <w:rPr>
-          <w:rFonts w:ascii="Times New Roman" w:hAnsi="Times New Roman" w:cs="Times New Roman"/>
-          <w:color w:val="FF0000"/>
-          <w:sz w:val="28"/>
-          <w:szCs w:val="28"/>
-        </w:rPr>
-        <w:t>операции</w:t>
-      </w:r>
-      <w:r>
-        <w:rPr>
-          <w:rFonts w:ascii="Times New Roman" w:hAnsi="Times New Roman" w:cs="Times New Roman"/>
-          <w:color w:val="FF0000"/>
-          <w:sz w:val="28"/>
-          <w:szCs w:val="28"/>
-          <w:lang w:val="en-US"/>
-        </w:rPr>
-        <w:t xml:space="preserve"> </w:t>
-      </w:r>
-      <w:r>
-        <w:rPr>
-          <w:rFonts w:ascii="Times New Roman" w:hAnsi="Times New Roman" w:cs="Times New Roman"/>
-          <w:color w:val="FF0000"/>
-          <w:sz w:val="28"/>
-          <w:szCs w:val="28"/>
-        </w:rPr>
-        <w:t>выполняются</w:t>
-      </w:r>
-      <w:r>
-        <w:rPr>
-          <w:rFonts w:ascii="Times New Roman" w:hAnsi="Times New Roman" w:cs="Times New Roman"/>
-          <w:color w:val="FF0000"/>
-          <w:sz w:val="28"/>
-          <w:szCs w:val="28"/>
-          <w:lang w:val="en-US"/>
-        </w:rPr>
-        <w:t xml:space="preserve"> </w:t>
-      </w:r>
-      <w:r>
-        <w:rPr>
-          <w:rFonts w:ascii="Times New Roman" w:hAnsi="Times New Roman" w:cs="Times New Roman"/>
-          <w:color w:val="FF0000"/>
-          <w:sz w:val="28"/>
-          <w:szCs w:val="28"/>
-        </w:rPr>
-        <w:t>через</w:t>
-      </w:r>
-      <w:r>
-        <w:rPr>
-          <w:rFonts w:ascii="Times New Roman" w:hAnsi="Times New Roman" w:cs="Times New Roman"/>
-          <w:color w:val="FF0000"/>
-          <w:sz w:val="28"/>
-          <w:szCs w:val="28"/>
-          <w:lang w:val="en-US"/>
-        </w:rPr>
-        <w:t xml:space="preserve"> </w:t>
-      </w:r>
-      <w:r>
-        <w:rPr>
-          <w:rFonts w:ascii="Times New Roman" w:hAnsi="Times New Roman" w:cs="Times New Roman"/>
-          <w:color w:val="FF0000"/>
-          <w:sz w:val="28"/>
-          <w:szCs w:val="28"/>
-        </w:rPr>
-        <w:t>абстрактный</w:t>
-      </w:r>
-      <w:r>
-        <w:rPr>
-          <w:rFonts w:ascii="Times New Roman" w:hAnsi="Times New Roman" w:cs="Times New Roman"/>
-          <w:color w:val="FF0000"/>
-          <w:sz w:val="28"/>
-          <w:szCs w:val="28"/>
-          <w:lang w:val="en-US"/>
-        </w:rPr>
-        <w:t xml:space="preserve"> </w:t>
-      </w:r>
-      <w:r>
-        <w:rPr>
-          <w:rFonts w:ascii="Times New Roman" w:hAnsi="Times New Roman" w:cs="Times New Roman"/>
-          <w:color w:val="FF0000"/>
-          <w:sz w:val="28"/>
-          <w:szCs w:val="28"/>
-        </w:rPr>
-        <w:t>интерфейс</w:t>
-      </w:r>
-      <w:r>
-        <w:rPr>
-          <w:rFonts w:ascii="Times New Roman" w:hAnsi="Times New Roman" w:cs="Times New Roman"/>
-          <w:color w:val="FF0000"/>
-          <w:sz w:val="28"/>
-          <w:szCs w:val="28"/>
-          <w:lang w:val="en-US"/>
-        </w:rPr>
-        <w:t xml:space="preserve">, </w:t>
-      </w:r>
-      <w:r>
-        <w:rPr>
-          <w:rFonts w:ascii="Times New Roman" w:hAnsi="Times New Roman" w:cs="Times New Roman"/>
-          <w:color w:val="FF0000"/>
-          <w:sz w:val="28"/>
-          <w:szCs w:val="28"/>
-        </w:rPr>
-        <w:t>без</w:t>
-      </w:r>
-      <w:r>
-        <w:rPr>
-          <w:rFonts w:ascii="Times New Roman" w:hAnsi="Times New Roman" w:cs="Times New Roman"/>
-          <w:color w:val="FF0000"/>
-          <w:sz w:val="28"/>
-          <w:szCs w:val="28"/>
-          <w:lang w:val="en-US"/>
-        </w:rPr>
-        <w:t xml:space="preserve"> </w:t>
-      </w:r>
-      <w:r>
-        <w:rPr>
-          <w:rFonts w:ascii="Times New Roman" w:hAnsi="Times New Roman" w:cs="Times New Roman"/>
-          <w:color w:val="FF0000"/>
-          <w:sz w:val="28"/>
-          <w:szCs w:val="28"/>
-        </w:rPr>
-        <w:t>знания</w:t>
-      </w:r>
-      <w:r>
-        <w:rPr>
-          <w:rFonts w:ascii="Times New Roman" w:hAnsi="Times New Roman" w:cs="Times New Roman"/>
-          <w:color w:val="FF0000"/>
-          <w:sz w:val="28"/>
-          <w:szCs w:val="28"/>
-          <w:lang w:val="en-US"/>
-        </w:rPr>
-        <w:t xml:space="preserve"> </w:t>
-      </w:r>
-      <w:r>
-        <w:rPr>
-          <w:rFonts w:ascii="Times New Roman" w:hAnsi="Times New Roman" w:cs="Times New Roman"/>
-          <w:color w:val="FF0000"/>
-          <w:sz w:val="28"/>
-          <w:szCs w:val="28"/>
-        </w:rPr>
-        <w:t>конкретного</w:t>
-      </w:r>
-      <w:r>
-        <w:rPr>
-          <w:rFonts w:ascii="Times New Roman" w:hAnsi="Times New Roman" w:cs="Times New Roman"/>
-          <w:color w:val="FF0000"/>
-          <w:sz w:val="28"/>
-          <w:szCs w:val="28"/>
-          <w:lang w:val="en-US"/>
-        </w:rPr>
-        <w:t xml:space="preserve"> </w:t>
-      </w:r>
-      <w:r>
-        <w:rPr>
-          <w:rFonts w:ascii="Times New Roman" w:hAnsi="Times New Roman" w:cs="Times New Roman"/>
-          <w:color w:val="FF0000"/>
-          <w:sz w:val="28"/>
-          <w:szCs w:val="28"/>
-        </w:rPr>
-        <w:t>типа</w:t>
-      </w:r>
-      <w:r>
-        <w:rPr>
-          <w:rFonts w:ascii="Times New Roman" w:hAnsi="Times New Roman" w:cs="Times New Roman"/>
-          <w:color w:val="FF0000"/>
-          <w:sz w:val="28"/>
-          <w:szCs w:val="28"/>
-          <w:lang w:val="en-US"/>
-        </w:rPr>
-        <w:t xml:space="preserve"> </w:t>
-      </w:r>
-      <w:r>
-        <w:rPr>
-          <w:rFonts w:ascii="Times New Roman" w:hAnsi="Times New Roman" w:cs="Times New Roman"/>
-          <w:color w:val="FF0000"/>
-          <w:sz w:val="28"/>
-          <w:szCs w:val="28"/>
-        </w:rPr>
-        <w:t>редактора</w:t>
-      </w:r>
-      <w:r>
-        <w:rPr>
-          <w:rFonts w:ascii="Times New Roman" w:hAnsi="Times New Roman" w:cs="Times New Roman"/>
-          <w:color w:val="FF0000"/>
-          <w:sz w:val="28"/>
-          <w:szCs w:val="28"/>
-          <w:lang w:val="en-US"/>
-        </w:rPr>
-        <w:t xml:space="preserve">. </w:t>
-      </w:r>
-      <w:r>
-        <w:rPr>
-          <w:rFonts w:ascii="Times New Roman" w:hAnsi="Times New Roman" w:cs="Times New Roman"/>
-          <w:color w:val="FF0000"/>
-          <w:sz w:val="28"/>
-          <w:szCs w:val="28"/>
-        </w:rPr>
-        <w:t xml:space="preserve">Полиморфизм обеспечивает, что вызов метода </w:t>
-      </w:r>
-      <w:proofErr w:type="spellStart"/>
-      <w:r>
-        <w:rPr>
-          <w:rFonts w:ascii="Times New Roman" w:hAnsi="Times New Roman" w:cs="Times New Roman"/>
-          <w:color w:val="FF0000"/>
-          <w:sz w:val="28"/>
-          <w:szCs w:val="28"/>
-        </w:rPr>
-        <w:t>set_</w:t>
-      </w:r>
-      <w:proofErr w:type="gramStart"/>
-      <w:r>
-        <w:rPr>
-          <w:rFonts w:ascii="Times New Roman" w:hAnsi="Times New Roman" w:cs="Times New Roman"/>
-          <w:color w:val="FF0000"/>
-          <w:sz w:val="28"/>
-          <w:szCs w:val="28"/>
-        </w:rPr>
-        <w:t>content</w:t>
-      </w:r>
-      <w:proofErr w:type="spellEnd"/>
-      <w:r>
-        <w:rPr>
-          <w:rFonts w:ascii="Times New Roman" w:hAnsi="Times New Roman" w:cs="Times New Roman"/>
-          <w:color w:val="FF0000"/>
-          <w:sz w:val="28"/>
-          <w:szCs w:val="28"/>
-        </w:rPr>
-        <w:t>(</w:t>
-      </w:r>
-      <w:proofErr w:type="gramEnd"/>
-      <w:r>
-        <w:rPr>
-          <w:rFonts w:ascii="Times New Roman" w:hAnsi="Times New Roman" w:cs="Times New Roman"/>
-          <w:color w:val="FF0000"/>
-          <w:sz w:val="28"/>
-          <w:szCs w:val="28"/>
-        </w:rPr>
-        <w:t xml:space="preserve">) на </w:t>
-      </w:r>
-      <w:proofErr w:type="spellStart"/>
-      <w:r>
-        <w:rPr>
-          <w:rFonts w:ascii="Times New Roman" w:hAnsi="Times New Roman" w:cs="Times New Roman"/>
-          <w:color w:val="FF0000"/>
-          <w:sz w:val="28"/>
-          <w:szCs w:val="28"/>
-        </w:rPr>
-        <w:t>STEditor</w:t>
-      </w:r>
-      <w:proofErr w:type="spellEnd"/>
-      <w:r>
-        <w:rPr>
-          <w:rFonts w:ascii="Times New Roman" w:hAnsi="Times New Roman" w:cs="Times New Roman"/>
-          <w:color w:val="FF0000"/>
-          <w:sz w:val="28"/>
-          <w:szCs w:val="28"/>
-        </w:rPr>
-        <w:t xml:space="preserve"> выполнит одну логику (установка структурированного контента), а на </w:t>
-      </w:r>
-      <w:proofErr w:type="spellStart"/>
-      <w:r>
-        <w:rPr>
-          <w:rFonts w:ascii="Times New Roman" w:hAnsi="Times New Roman" w:cs="Times New Roman"/>
-          <w:color w:val="FF0000"/>
-          <w:sz w:val="28"/>
-          <w:szCs w:val="28"/>
-        </w:rPr>
-        <w:t>MarkdownEditor</w:t>
-      </w:r>
-      <w:proofErr w:type="spellEnd"/>
-      <w:r>
-        <w:rPr>
-          <w:rFonts w:ascii="Times New Roman" w:hAnsi="Times New Roman" w:cs="Times New Roman"/>
-          <w:color w:val="FF0000"/>
-          <w:sz w:val="28"/>
-          <w:szCs w:val="28"/>
-        </w:rPr>
-        <w:t xml:space="preserve"> — другую (установка </w:t>
-      </w:r>
-      <w:proofErr w:type="spellStart"/>
-      <w:r>
-        <w:rPr>
-          <w:rFonts w:ascii="Times New Roman" w:hAnsi="Times New Roman" w:cs="Times New Roman"/>
-          <w:color w:val="FF0000"/>
-          <w:sz w:val="28"/>
-          <w:szCs w:val="28"/>
-        </w:rPr>
-        <w:t>Markdown</w:t>
-      </w:r>
-      <w:proofErr w:type="spellEnd"/>
-      <w:r>
-        <w:rPr>
-          <w:rFonts w:ascii="Times New Roman" w:hAnsi="Times New Roman" w:cs="Times New Roman"/>
-          <w:color w:val="FF0000"/>
-          <w:sz w:val="28"/>
-          <w:szCs w:val="28"/>
-        </w:rPr>
-        <w:t>-текста с последующим преобразованием).</w:t>
-      </w:r>
-    </w:p>
-    <w:p>
-      <w:pPr>
-        <w:spacing w:after="0" w:line="360" w:lineRule="auto"/>
-        <w:ind w:firstLine="709"/>
-        <w:jc w:val="both"/>
-        <w:rPr>
-          <w:rFonts w:ascii="Times New Roman" w:hAnsi="Times New Roman" w:cs="Times New Roman"/>
-          <w:color w:val="FF0000"/>
-          <w:sz w:val="28"/>
-          <w:szCs w:val="28"/>
-        </w:rPr>
-      </w:pPr>
-      <w:r>
-        <w:rPr>
-          <w:rFonts w:ascii="Times New Roman" w:hAnsi="Times New Roman" w:cs="Times New Roman"/>
-          <w:color w:val="FF0000"/>
-          <w:sz w:val="28"/>
-          <w:szCs w:val="28"/>
-        </w:rPr>
-        <w:t xml:space="preserve"> 7. Расширяемость через реестр</w:t>
-      </w:r>
-    </w:p>
-    <w:p>
-      <w:pPr>
-        <w:spacing w:after="0" w:line="360" w:lineRule="auto"/>
-        <w:ind w:firstLine="709"/>
-        <w:jc w:val="both"/>
-        <w:rPr>
-          <w:rFonts w:ascii="Times New Roman" w:hAnsi="Times New Roman" w:cs="Times New Roman"/>
-          <w:color w:val="FF0000"/>
-          <w:sz w:val="28"/>
-          <w:szCs w:val="28"/>
-        </w:rPr>
-      </w:pPr>
-      <w:r>
-        <w:rPr>
-          <w:rFonts w:ascii="Times New Roman" w:hAnsi="Times New Roman" w:cs="Times New Roman"/>
-          <w:color w:val="FF0000"/>
-          <w:sz w:val="28"/>
-          <w:szCs w:val="28"/>
-        </w:rPr>
-        <w:lastRenderedPageBreak/>
-        <w:t xml:space="preserve">Важным аспектом реализации является возможность динамического расширения системы через регистрацию новых редакторов. Метод </w:t>
-      </w:r>
-      <w:proofErr w:type="spellStart"/>
-      <w:r>
-        <w:rPr>
-          <w:rFonts w:ascii="Times New Roman" w:hAnsi="Times New Roman" w:cs="Times New Roman"/>
-          <w:color w:val="FF0000"/>
-          <w:sz w:val="28"/>
-          <w:szCs w:val="28"/>
-        </w:rPr>
-        <w:t>register_</w:t>
-      </w:r>
-      <w:proofErr w:type="gramStart"/>
-      <w:r>
-        <w:rPr>
-          <w:rFonts w:ascii="Times New Roman" w:hAnsi="Times New Roman" w:cs="Times New Roman"/>
-          <w:color w:val="FF0000"/>
-          <w:sz w:val="28"/>
-          <w:szCs w:val="28"/>
-        </w:rPr>
-        <w:t>editor</w:t>
-      </w:r>
-      <w:proofErr w:type="spellEnd"/>
-      <w:r>
-        <w:rPr>
-          <w:rFonts w:ascii="Times New Roman" w:hAnsi="Times New Roman" w:cs="Times New Roman"/>
-          <w:color w:val="FF0000"/>
-          <w:sz w:val="28"/>
-          <w:szCs w:val="28"/>
-        </w:rPr>
-        <w:t>(</w:t>
-      </w:r>
-      <w:proofErr w:type="gramEnd"/>
-      <w:r>
-        <w:rPr>
-          <w:rFonts w:ascii="Times New Roman" w:hAnsi="Times New Roman" w:cs="Times New Roman"/>
-          <w:color w:val="FF0000"/>
-          <w:sz w:val="28"/>
-          <w:szCs w:val="28"/>
-        </w:rPr>
-        <w:t>) класса EditorFactory позволяет добавлять поддержку новых типов файлов без изменения существующего кода фабрики или клиентских компонентов:</w:t>
-      </w:r>
-    </w:p>
-    <w:p>
-      <w:pPr>
-        <w:spacing w:after="0" w:line="360" w:lineRule="auto"/>
-        <w:ind w:firstLine="709"/>
-        <w:jc w:val="both"/>
-        <w:rPr>
-          <w:rFonts w:ascii="Times New Roman" w:hAnsi="Times New Roman" w:cs="Times New Roman"/>
-          <w:color w:val="FF0000"/>
-          <w:sz w:val="28"/>
-          <w:szCs w:val="28"/>
-          <w:lang w:val="en-US"/>
-        </w:rPr>
-      </w:pPr>
-      <w:r>
-        <w:rPr>
-          <w:rFonts w:ascii="Times New Roman" w:hAnsi="Times New Roman" w:cs="Times New Roman"/>
-          <w:color w:val="FF0000"/>
-          <w:sz w:val="28"/>
-          <w:szCs w:val="28"/>
-          <w:lang w:val="en-US"/>
-        </w:rPr>
-        <w:t>python</w:t>
-      </w:r>
-    </w:p>
-    <w:p>
-      <w:pPr>
-        <w:spacing w:after="0" w:line="360" w:lineRule="auto"/>
-        <w:ind w:firstLine="709"/>
-        <w:jc w:val="both"/>
-        <w:rPr>
-          <w:rFonts w:ascii="Times New Roman" w:hAnsi="Times New Roman" w:cs="Times New Roman"/>
-          <w:color w:val="FF0000"/>
-          <w:sz w:val="28"/>
-          <w:szCs w:val="28"/>
-          <w:lang w:val="en-US"/>
-        </w:rPr>
-      </w:pPr>
-      <w:proofErr w:type="spellStart"/>
-      <w:r>
-        <w:rPr>
-          <w:rFonts w:ascii="Times New Roman" w:hAnsi="Times New Roman" w:cs="Times New Roman"/>
-          <w:color w:val="FF0000"/>
-          <w:sz w:val="28"/>
-          <w:szCs w:val="28"/>
-          <w:lang w:val="en-US"/>
-        </w:rPr>
-        <w:t>EditorFactory.register_</w:t>
-      </w:r>
-      <w:proofErr w:type="gramStart"/>
-      <w:r>
-        <w:rPr>
-          <w:rFonts w:ascii="Times New Roman" w:hAnsi="Times New Roman" w:cs="Times New Roman"/>
-          <w:color w:val="FF0000"/>
-          <w:sz w:val="28"/>
-          <w:szCs w:val="28"/>
-          <w:lang w:val="en-US"/>
-        </w:rPr>
-        <w:t>editor</w:t>
-      </w:r>
-      <w:proofErr w:type="spellEnd"/>
-      <w:r>
-        <w:rPr>
-          <w:rFonts w:ascii="Times New Roman" w:hAnsi="Times New Roman" w:cs="Times New Roman"/>
-          <w:color w:val="FF0000"/>
-          <w:sz w:val="28"/>
-          <w:szCs w:val="28"/>
-          <w:lang w:val="en-US"/>
-        </w:rPr>
-        <w:t>(</w:t>
-      </w:r>
-      <w:proofErr w:type="gramEnd"/>
-      <w:r>
-        <w:rPr>
-          <w:rFonts w:ascii="Times New Roman" w:hAnsi="Times New Roman" w:cs="Times New Roman"/>
-          <w:color w:val="FF0000"/>
-          <w:sz w:val="28"/>
-          <w:szCs w:val="28"/>
-          <w:lang w:val="en-US"/>
-        </w:rPr>
-        <w:t>'.</w:t>
-      </w:r>
-      <w:proofErr w:type="spellStart"/>
-      <w:r>
-        <w:rPr>
-          <w:rFonts w:ascii="Times New Roman" w:hAnsi="Times New Roman" w:cs="Times New Roman"/>
-          <w:color w:val="FF0000"/>
-          <w:sz w:val="28"/>
-          <w:szCs w:val="28"/>
-          <w:lang w:val="en-US"/>
-        </w:rPr>
-        <w:t>py</w:t>
-      </w:r>
-      <w:proofErr w:type="spellEnd"/>
-      <w:r>
-        <w:rPr>
-          <w:rFonts w:ascii="Times New Roman" w:hAnsi="Times New Roman" w:cs="Times New Roman"/>
-          <w:color w:val="FF0000"/>
-          <w:sz w:val="28"/>
-          <w:szCs w:val="28"/>
-          <w:lang w:val="en-US"/>
-        </w:rPr>
-        <w:t xml:space="preserve">', </w:t>
-      </w:r>
-      <w:proofErr w:type="spellStart"/>
-      <w:r>
-        <w:rPr>
-          <w:rFonts w:ascii="Times New Roman" w:hAnsi="Times New Roman" w:cs="Times New Roman"/>
-          <w:color w:val="FF0000"/>
-          <w:sz w:val="28"/>
-          <w:szCs w:val="28"/>
-          <w:lang w:val="en-US"/>
-        </w:rPr>
-        <w:t>PythonEditor</w:t>
-      </w:r>
-      <w:proofErr w:type="spellEnd"/>
-      <w:r>
-        <w:rPr>
-          <w:rFonts w:ascii="Times New Roman" w:hAnsi="Times New Roman" w:cs="Times New Roman"/>
-          <w:color w:val="FF0000"/>
-          <w:sz w:val="28"/>
-          <w:szCs w:val="28"/>
-          <w:lang w:val="en-US"/>
-        </w:rPr>
-        <w:t>)</w:t>
-      </w:r>
-    </w:p>
-    <w:p>
-      <w:pPr>
-        <w:spacing w:after="0" w:line="360" w:lineRule="auto"/>
-        <w:ind w:firstLine="709"/>
-        <w:jc w:val="both"/>
-        <w:rPr>
-          <w:rFonts w:ascii="Times New Roman" w:hAnsi="Times New Roman" w:cs="Times New Roman"/>
-          <w:color w:val="FF0000"/>
-          <w:sz w:val="28"/>
-          <w:szCs w:val="28"/>
-          <w:lang w:val="en-US"/>
-        </w:rPr>
-      </w:pPr>
-    </w:p>
-    <w:p>
-      <w:pPr>
-        <w:spacing w:after="0" w:line="360" w:lineRule="auto"/>
-        <w:ind w:firstLine="709"/>
-        <w:jc w:val="both"/>
-        <w:rPr>
-          <w:rFonts w:ascii="Times New Roman" w:hAnsi="Times New Roman" w:cs="Times New Roman"/>
-          <w:color w:val="FF0000"/>
-          <w:sz w:val="28"/>
-          <w:szCs w:val="28"/>
-        </w:rPr>
-      </w:pPr>
-      <w:r>
-        <w:rPr>
-          <w:rFonts w:ascii="Times New Roman" w:hAnsi="Times New Roman" w:cs="Times New Roman"/>
-          <w:color w:val="FF0000"/>
-          <w:sz w:val="28"/>
-          <w:szCs w:val="28"/>
-        </w:rPr>
-        <w:t xml:space="preserve">После регистрации фабрика автоматически начнет создавать экземпляры </w:t>
-      </w:r>
-      <w:proofErr w:type="spellStart"/>
-      <w:r>
-        <w:rPr>
-          <w:rFonts w:ascii="Times New Roman" w:hAnsi="Times New Roman" w:cs="Times New Roman"/>
-          <w:color w:val="FF0000"/>
-          <w:sz w:val="28"/>
-          <w:szCs w:val="28"/>
-        </w:rPr>
-        <w:t>PythonEditor</w:t>
-      </w:r>
-      <w:proofErr w:type="spellEnd"/>
-      <w:r>
-        <w:rPr>
-          <w:rFonts w:ascii="Times New Roman" w:hAnsi="Times New Roman" w:cs="Times New Roman"/>
-          <w:color w:val="FF0000"/>
-          <w:sz w:val="28"/>
-          <w:szCs w:val="28"/>
-        </w:rPr>
-        <w:t xml:space="preserve"> для файлов с расширением .</w:t>
-      </w:r>
-      <w:proofErr w:type="spellStart"/>
-      <w:r>
-        <w:rPr>
-          <w:rFonts w:ascii="Times New Roman" w:hAnsi="Times New Roman" w:cs="Times New Roman"/>
-          <w:color w:val="FF0000"/>
-          <w:sz w:val="28"/>
-          <w:szCs w:val="28"/>
-        </w:rPr>
-        <w:t>py</w:t>
-      </w:r>
-      <w:proofErr w:type="spellEnd"/>
-      <w:r>
-        <w:rPr>
-          <w:rFonts w:ascii="Times New Roman" w:hAnsi="Times New Roman" w:cs="Times New Roman"/>
-          <w:color w:val="FF0000"/>
-          <w:sz w:val="28"/>
-          <w:szCs w:val="28"/>
-        </w:rPr>
-        <w:t xml:space="preserve">, при этом клиентский код не требует изменений, так как продолжает работать с абстрактным интерфейсом </w:t>
-      </w:r>
-      <w:proofErr w:type="spellStart"/>
-      <w:r>
-        <w:rPr>
-          <w:rFonts w:ascii="Times New Roman" w:hAnsi="Times New Roman" w:cs="Times New Roman"/>
-          <w:color w:val="FF0000"/>
-          <w:sz w:val="28"/>
-          <w:szCs w:val="28"/>
-        </w:rPr>
-        <w:t>BaseFileEditor</w:t>
-      </w:r>
-      <w:proofErr w:type="spellEnd"/>
-      <w:r>
-        <w:rPr>
-          <w:rFonts w:ascii="Times New Roman" w:hAnsi="Times New Roman" w:cs="Times New Roman"/>
-          <w:color w:val="FF0000"/>
-          <w:sz w:val="28"/>
-          <w:szCs w:val="28"/>
-        </w:rPr>
-        <w:t>.</w:t>
-      </w:r>
-    </w:p>
-    <w:p>
-      <w:pPr>
-        <w:spacing w:after="0" w:line="360" w:lineRule="auto"/>
-        <w:ind w:firstLine="709"/>
-        <w:jc w:val="both"/>
-        <w:rPr>
-          <w:rFonts w:ascii="Times New Roman" w:hAnsi="Times New Roman" w:cs="Times New Roman"/>
-          <w:color w:val="FF0000"/>
-          <w:sz w:val="28"/>
-          <w:szCs w:val="28"/>
-        </w:rPr>
-      </w:pPr>
-      <w:r>
-        <w:rPr>
-          <w:rFonts w:ascii="Times New Roman" w:hAnsi="Times New Roman" w:cs="Times New Roman"/>
-          <w:color w:val="FF0000"/>
-          <w:sz w:val="28"/>
-          <w:szCs w:val="28"/>
-        </w:rPr>
-        <w:t xml:space="preserve"> Преимущества применения</w:t>
-      </w:r>
-    </w:p>
-    <w:p>
-      <w:pPr>
-        <w:spacing w:after="0" w:line="360" w:lineRule="auto"/>
-        <w:ind w:firstLine="709"/>
-        <w:jc w:val="both"/>
-        <w:rPr>
-          <w:rFonts w:ascii="Times New Roman" w:hAnsi="Times New Roman" w:cs="Times New Roman"/>
-          <w:color w:val="FF0000"/>
-          <w:sz w:val="28"/>
-          <w:szCs w:val="28"/>
-        </w:rPr>
-      </w:pPr>
-      <w:r>
-        <w:rPr>
-          <w:rFonts w:ascii="Times New Roman" w:hAnsi="Times New Roman" w:cs="Times New Roman"/>
-          <w:color w:val="FF0000"/>
-          <w:sz w:val="28"/>
-          <w:szCs w:val="28"/>
-        </w:rPr>
-        <w:t>Применение паттерна Factory в модуле редакторов обеспечивает следующие преимущества:</w:t>
-      </w:r>
-    </w:p>
-    <w:p>
-      <w:pPr>
-        <w:spacing w:after="0" w:line="360" w:lineRule="auto"/>
-        <w:ind w:firstLine="709"/>
-        <w:jc w:val="both"/>
-        <w:rPr>
-          <w:rFonts w:ascii="Times New Roman" w:hAnsi="Times New Roman" w:cs="Times New Roman"/>
-          <w:color w:val="FF0000"/>
-          <w:sz w:val="28"/>
-          <w:szCs w:val="28"/>
-        </w:rPr>
-      </w:pPr>
-      <w:r>
-        <w:rPr>
-          <w:rFonts w:ascii="Times New Roman" w:hAnsi="Times New Roman" w:cs="Times New Roman"/>
-          <w:color w:val="FF0000"/>
-          <w:sz w:val="28"/>
-          <w:szCs w:val="28"/>
-        </w:rPr>
-        <w:t>- Инкапсуляция логики создания: Вся логика выбора и создания конкретных редакторов сосредоточена в одном месте (EditorFactory), что упрощает понимание и поддержку кода. Изменения в процессе создания редакторов требуют модификации только фабрики, а не всех клиентских компонентов.</w:t>
-      </w:r>
-    </w:p>
-    <w:p>
-      <w:pPr>
-        <w:spacing w:after="0" w:line="360" w:lineRule="auto"/>
-        <w:ind w:firstLine="709"/>
-        <w:jc w:val="both"/>
-        <w:rPr>
-          <w:rFonts w:ascii="Times New Roman" w:hAnsi="Times New Roman" w:cs="Times New Roman"/>
-          <w:color w:val="FF0000"/>
-          <w:sz w:val="28"/>
-          <w:szCs w:val="28"/>
-        </w:rPr>
-      </w:pPr>
-      <w:r>
-        <w:rPr>
-          <w:rFonts w:ascii="Times New Roman" w:hAnsi="Times New Roman" w:cs="Times New Roman"/>
-          <w:color w:val="FF0000"/>
-          <w:sz w:val="28"/>
-          <w:szCs w:val="28"/>
-        </w:rPr>
-        <w:t xml:space="preserve">- Слабая связанность: Клиентский код не зависит от конкретных классов редакторов, а работает только с абстрактным интерфейсом </w:t>
-      </w:r>
-      <w:proofErr w:type="spellStart"/>
-      <w:r>
-        <w:rPr>
-          <w:rFonts w:ascii="Times New Roman" w:hAnsi="Times New Roman" w:cs="Times New Roman"/>
-          <w:color w:val="FF0000"/>
-          <w:sz w:val="28"/>
-          <w:szCs w:val="28"/>
-        </w:rPr>
-        <w:t>BaseFileEditor</w:t>
-      </w:r>
-      <w:proofErr w:type="spellEnd"/>
-      <w:r>
-        <w:rPr>
-          <w:rFonts w:ascii="Times New Roman" w:hAnsi="Times New Roman" w:cs="Times New Roman"/>
-          <w:color w:val="FF0000"/>
-          <w:sz w:val="28"/>
-          <w:szCs w:val="28"/>
-        </w:rPr>
-        <w:t>. Это позволяет заменять реализации редакторов без изменения клиентского кода, что соответствует принципу инверсии зависимостей (</w:t>
-      </w:r>
-      <w:proofErr w:type="spellStart"/>
-      <w:r>
-        <w:rPr>
-          <w:rFonts w:ascii="Times New Roman" w:hAnsi="Times New Roman" w:cs="Times New Roman"/>
-          <w:color w:val="FF0000"/>
-          <w:sz w:val="28"/>
-          <w:szCs w:val="28"/>
-        </w:rPr>
-        <w:t>Dependency</w:t>
-      </w:r>
-      <w:proofErr w:type="spellEnd"/>
-      <w:r>
-        <w:rPr>
-          <w:rFonts w:ascii="Times New Roman" w:hAnsi="Times New Roman" w:cs="Times New Roman"/>
-          <w:color w:val="FF0000"/>
-          <w:sz w:val="28"/>
-          <w:szCs w:val="28"/>
-        </w:rPr>
-        <w:t xml:space="preserve"> </w:t>
-      </w:r>
-      <w:proofErr w:type="spellStart"/>
-      <w:r>
-        <w:rPr>
-          <w:rFonts w:ascii="Times New Roman" w:hAnsi="Times New Roman" w:cs="Times New Roman"/>
-          <w:color w:val="FF0000"/>
-          <w:sz w:val="28"/>
-          <w:szCs w:val="28"/>
-        </w:rPr>
-        <w:t>Inversion</w:t>
-      </w:r>
-      <w:proofErr w:type="spellEnd"/>
-      <w:r>
-        <w:rPr>
-          <w:rFonts w:ascii="Times New Roman" w:hAnsi="Times New Roman" w:cs="Times New Roman"/>
-          <w:color w:val="FF0000"/>
-          <w:sz w:val="28"/>
-          <w:szCs w:val="28"/>
-        </w:rPr>
-        <w:t xml:space="preserve"> </w:t>
-      </w:r>
-      <w:proofErr w:type="spellStart"/>
-      <w:r>
-        <w:rPr>
-          <w:rFonts w:ascii="Times New Roman" w:hAnsi="Times New Roman" w:cs="Times New Roman"/>
-          <w:color w:val="FF0000"/>
-          <w:sz w:val="28"/>
-          <w:szCs w:val="28"/>
-        </w:rPr>
-        <w:t>Principle</w:t>
-      </w:r>
-      <w:proofErr w:type="spellEnd"/>
-      <w:r>
-        <w:rPr>
-          <w:rFonts w:ascii="Times New Roman" w:hAnsi="Times New Roman" w:cs="Times New Roman"/>
-          <w:color w:val="FF0000"/>
-          <w:sz w:val="28"/>
-          <w:szCs w:val="28"/>
-        </w:rPr>
-        <w:t>).</w:t>
-      </w:r>
-    </w:p>
-    <w:p>
-      <w:pPr>
-        <w:spacing w:after="0" w:line="360" w:lineRule="auto"/>
-        <w:ind w:firstLine="709"/>
-        <w:jc w:val="both"/>
-        <w:rPr>
-          <w:rFonts w:ascii="Times New Roman" w:hAnsi="Times New Roman" w:cs="Times New Roman"/>
-          <w:color w:val="FF0000"/>
-          <w:sz w:val="28"/>
-          <w:szCs w:val="28"/>
-        </w:rPr>
-      </w:pPr>
-    </w:p>
-    <w:p>
-      <w:pPr>
-        <w:spacing w:after="0" w:line="360" w:lineRule="auto"/>
-        <w:ind w:firstLine="709"/>
-        <w:jc w:val="both"/>
-        <w:rPr>
-          <w:rFonts w:ascii="Times New Roman" w:hAnsi="Times New Roman" w:cs="Times New Roman"/>
-          <w:color w:val="FF0000"/>
-          <w:sz w:val="28"/>
-          <w:szCs w:val="28"/>
-        </w:rPr>
-      </w:pPr>
-      <w:r>
-        <w:rPr>
-          <w:rFonts w:ascii="Times New Roman" w:hAnsi="Times New Roman" w:cs="Times New Roman"/>
-          <w:color w:val="FF0000"/>
-          <w:sz w:val="28"/>
-          <w:szCs w:val="28"/>
-        </w:rPr>
-        <w:t xml:space="preserve">- Расширяемость: Добавление поддержки нового типа файлов требует только создания нового класса редактора (наследника </w:t>
-      </w:r>
-      <w:proofErr w:type="spellStart"/>
-      <w:r>
-        <w:rPr>
-          <w:rFonts w:ascii="Times New Roman" w:hAnsi="Times New Roman" w:cs="Times New Roman"/>
-          <w:color w:val="FF0000"/>
-          <w:sz w:val="28"/>
-          <w:szCs w:val="28"/>
-        </w:rPr>
-        <w:t>BaseFileEditor</w:t>
-      </w:r>
-      <w:proofErr w:type="spellEnd"/>
-      <w:r>
-        <w:rPr>
-          <w:rFonts w:ascii="Times New Roman" w:hAnsi="Times New Roman" w:cs="Times New Roman"/>
-          <w:color w:val="FF0000"/>
-          <w:sz w:val="28"/>
-          <w:szCs w:val="28"/>
-        </w:rPr>
-        <w:t xml:space="preserve">) и его регистрации в фабрике через метод </w:t>
-      </w:r>
-      <w:proofErr w:type="spellStart"/>
-      <w:r>
-        <w:rPr>
-          <w:rFonts w:ascii="Times New Roman" w:hAnsi="Times New Roman" w:cs="Times New Roman"/>
-          <w:color w:val="FF0000"/>
-          <w:sz w:val="28"/>
-          <w:szCs w:val="28"/>
-        </w:rPr>
-        <w:t>register_</w:t>
-      </w:r>
-      <w:proofErr w:type="gramStart"/>
-      <w:r>
-        <w:rPr>
-          <w:rFonts w:ascii="Times New Roman" w:hAnsi="Times New Roman" w:cs="Times New Roman"/>
-          <w:color w:val="FF0000"/>
-          <w:sz w:val="28"/>
-          <w:szCs w:val="28"/>
-        </w:rPr>
-        <w:t>editor</w:t>
-      </w:r>
-      <w:proofErr w:type="spellEnd"/>
-      <w:r>
-        <w:rPr>
-          <w:rFonts w:ascii="Times New Roman" w:hAnsi="Times New Roman" w:cs="Times New Roman"/>
-          <w:color w:val="FF0000"/>
-          <w:sz w:val="28"/>
-          <w:szCs w:val="28"/>
-        </w:rPr>
-        <w:t>(</w:t>
-      </w:r>
-      <w:proofErr w:type="gramEnd"/>
-      <w:r>
-        <w:rPr>
-          <w:rFonts w:ascii="Times New Roman" w:hAnsi="Times New Roman" w:cs="Times New Roman"/>
-          <w:color w:val="FF0000"/>
-          <w:sz w:val="28"/>
-          <w:szCs w:val="28"/>
-        </w:rPr>
-        <w:t xml:space="preserve">). Существующий код не </w:t>
-      </w:r>
-      <w:r>
-        <w:rPr>
-          <w:rFonts w:ascii="Times New Roman" w:hAnsi="Times New Roman" w:cs="Times New Roman"/>
-          <w:color w:val="FF0000"/>
-          <w:sz w:val="28"/>
-          <w:szCs w:val="28"/>
-        </w:rPr>
-        <w:lastRenderedPageBreak/>
-        <w:t>требует изменений, что обеспечивает открытость для расширения и закрытость для модификации (Open/</w:t>
-      </w:r>
-      <w:proofErr w:type="spellStart"/>
-      <w:r>
-        <w:rPr>
-          <w:rFonts w:ascii="Times New Roman" w:hAnsi="Times New Roman" w:cs="Times New Roman"/>
-          <w:color w:val="FF0000"/>
-          <w:sz w:val="28"/>
-          <w:szCs w:val="28"/>
-        </w:rPr>
-        <w:t>Closed</w:t>
-      </w:r>
-      <w:proofErr w:type="spellEnd"/>
-      <w:r>
-        <w:rPr>
-          <w:rFonts w:ascii="Times New Roman" w:hAnsi="Times New Roman" w:cs="Times New Roman"/>
-          <w:color w:val="FF0000"/>
-          <w:sz w:val="28"/>
-          <w:szCs w:val="28"/>
-        </w:rPr>
-        <w:t xml:space="preserve"> </w:t>
-      </w:r>
-      <w:proofErr w:type="spellStart"/>
-      <w:r>
-        <w:rPr>
-          <w:rFonts w:ascii="Times New Roman" w:hAnsi="Times New Roman" w:cs="Times New Roman"/>
-          <w:color w:val="FF0000"/>
-          <w:sz w:val="28"/>
-          <w:szCs w:val="28"/>
-        </w:rPr>
-        <w:t>Principle</w:t>
-      </w:r>
-      <w:proofErr w:type="spellEnd"/>
-      <w:r>
-        <w:rPr>
-          <w:rFonts w:ascii="Times New Roman" w:hAnsi="Times New Roman" w:cs="Times New Roman"/>
-          <w:color w:val="FF0000"/>
-          <w:sz w:val="28"/>
-          <w:szCs w:val="28"/>
-        </w:rPr>
-        <w:t>).</w:t>
-      </w:r>
-    </w:p>
-    <w:p>
-      <w:pPr>
-        <w:spacing w:after="0" w:line="360" w:lineRule="auto"/>
-        <w:ind w:firstLine="709"/>
-        <w:jc w:val="both"/>
-        <w:rPr>
-          <w:rFonts w:ascii="Times New Roman" w:hAnsi="Times New Roman" w:cs="Times New Roman"/>
-          <w:color w:val="FF0000"/>
-          <w:sz w:val="28"/>
-          <w:szCs w:val="28"/>
-        </w:rPr>
-      </w:pPr>
-      <w:r>
-        <w:rPr>
-          <w:rFonts w:ascii="Times New Roman" w:hAnsi="Times New Roman" w:cs="Times New Roman"/>
-          <w:color w:val="FF0000"/>
-          <w:sz w:val="28"/>
-          <w:szCs w:val="28"/>
-        </w:rPr>
-        <w:t xml:space="preserve">- Единообразие интерфейса: Все редакторы предоставляют единый интерфейс через </w:t>
-      </w:r>
-      <w:proofErr w:type="spellStart"/>
-      <w:r>
-        <w:rPr>
-          <w:rFonts w:ascii="Times New Roman" w:hAnsi="Times New Roman" w:cs="Times New Roman"/>
-          <w:color w:val="FF0000"/>
-          <w:sz w:val="28"/>
-          <w:szCs w:val="28"/>
-        </w:rPr>
-        <w:t>BaseFileEditor</w:t>
-      </w:r>
-      <w:proofErr w:type="spellEnd"/>
-      <w:r>
-        <w:rPr>
-          <w:rFonts w:ascii="Times New Roman" w:hAnsi="Times New Roman" w:cs="Times New Roman"/>
-          <w:color w:val="FF0000"/>
-          <w:sz w:val="28"/>
-          <w:szCs w:val="28"/>
-        </w:rPr>
-        <w:t>, что упрощает работу с ними в клиентском коде. Клиент может вызывать одни и те же методы (</w:t>
-      </w:r>
-      <w:proofErr w:type="spellStart"/>
-      <w:proofErr w:type="gramStart"/>
-      <w:r>
-        <w:rPr>
-          <w:rFonts w:ascii="Times New Roman" w:hAnsi="Times New Roman" w:cs="Times New Roman"/>
-          <w:color w:val="FF0000"/>
-          <w:sz w:val="28"/>
-          <w:szCs w:val="28"/>
-        </w:rPr>
-        <w:t>load</w:t>
-      </w:r>
-      <w:proofErr w:type="spellEnd"/>
-      <w:r>
-        <w:rPr>
-          <w:rFonts w:ascii="Times New Roman" w:hAnsi="Times New Roman" w:cs="Times New Roman"/>
-          <w:color w:val="FF0000"/>
-          <w:sz w:val="28"/>
-          <w:szCs w:val="28"/>
-        </w:rPr>
-        <w:t>(</w:t>
-      </w:r>
-      <w:proofErr w:type="gramEnd"/>
-      <w:r>
-        <w:rPr>
-          <w:rFonts w:ascii="Times New Roman" w:hAnsi="Times New Roman" w:cs="Times New Roman"/>
-          <w:color w:val="FF0000"/>
-          <w:sz w:val="28"/>
-          <w:szCs w:val="28"/>
-        </w:rPr>
-        <w:t xml:space="preserve">), </w:t>
-      </w:r>
-      <w:proofErr w:type="spellStart"/>
-      <w:r>
-        <w:rPr>
-          <w:rFonts w:ascii="Times New Roman" w:hAnsi="Times New Roman" w:cs="Times New Roman"/>
-          <w:color w:val="FF0000"/>
-          <w:sz w:val="28"/>
-          <w:szCs w:val="28"/>
-        </w:rPr>
-        <w:t>save</w:t>
-      </w:r>
-      <w:proofErr w:type="spellEnd"/>
-      <w:r>
-        <w:rPr>
-          <w:rFonts w:ascii="Times New Roman" w:hAnsi="Times New Roman" w:cs="Times New Roman"/>
-          <w:color w:val="FF0000"/>
-          <w:sz w:val="28"/>
-          <w:szCs w:val="28"/>
-        </w:rPr>
-        <w:t xml:space="preserve">(), </w:t>
-      </w:r>
-      <w:proofErr w:type="spellStart"/>
-      <w:r>
-        <w:rPr>
-          <w:rFonts w:ascii="Times New Roman" w:hAnsi="Times New Roman" w:cs="Times New Roman"/>
-          <w:color w:val="FF0000"/>
-          <w:sz w:val="28"/>
-          <w:szCs w:val="28"/>
-        </w:rPr>
-        <w:t>get_content</w:t>
-      </w:r>
-      <w:proofErr w:type="spellEnd"/>
-      <w:r>
-        <w:rPr>
-          <w:rFonts w:ascii="Times New Roman" w:hAnsi="Times New Roman" w:cs="Times New Roman"/>
-          <w:color w:val="FF0000"/>
-          <w:sz w:val="28"/>
-          <w:szCs w:val="28"/>
-        </w:rPr>
-        <w:t>()) независимо от конкретного типа редактора.</w:t>
-      </w:r>
-    </w:p>
-    <w:p>
-      <w:pPr>
-        <w:spacing w:after="0" w:line="360" w:lineRule="auto"/>
-        <w:ind w:firstLine="709"/>
-        <w:jc w:val="both"/>
-        <w:rPr>
-          <w:rFonts w:ascii="Times New Roman" w:hAnsi="Times New Roman" w:cs="Times New Roman"/>
-          <w:color w:val="FF0000"/>
-          <w:sz w:val="28"/>
-          <w:szCs w:val="28"/>
-        </w:rPr>
-      </w:pPr>
-      <w:r>
-        <w:rPr>
-          <w:rFonts w:ascii="Times New Roman" w:hAnsi="Times New Roman" w:cs="Times New Roman"/>
-          <w:color w:val="FF0000"/>
-          <w:sz w:val="28"/>
-          <w:szCs w:val="28"/>
-        </w:rPr>
-        <w:t xml:space="preserve">- Централизованное управление: Фабрика служит единой точкой управления созданием редакторов, что позволяет легко отслеживать, какие редакторы создаются, добавлять логирование, кэширование экземпляров или другие </w:t>
-      </w:r>
-      <w:proofErr w:type="spellStart"/>
-      <w:r>
-        <w:rPr>
-          <w:rFonts w:ascii="Times New Roman" w:hAnsi="Times New Roman" w:cs="Times New Roman"/>
-          <w:color w:val="FF0000"/>
-          <w:sz w:val="28"/>
-          <w:szCs w:val="28"/>
-        </w:rPr>
-        <w:t>cross-cutting</w:t>
-      </w:r>
-      <w:proofErr w:type="spellEnd"/>
-      <w:r>
-        <w:rPr>
-          <w:rFonts w:ascii="Times New Roman" w:hAnsi="Times New Roman" w:cs="Times New Roman"/>
-          <w:color w:val="FF0000"/>
-          <w:sz w:val="28"/>
-          <w:szCs w:val="28"/>
-        </w:rPr>
-        <w:t xml:space="preserve"> </w:t>
-      </w:r>
-      <w:proofErr w:type="spellStart"/>
-      <w:r>
-        <w:rPr>
-          <w:rFonts w:ascii="Times New Roman" w:hAnsi="Times New Roman" w:cs="Times New Roman"/>
-          <w:color w:val="FF0000"/>
-          <w:sz w:val="28"/>
-          <w:szCs w:val="28"/>
-        </w:rPr>
-        <w:t>concerns</w:t>
-      </w:r>
-      <w:proofErr w:type="spellEnd"/>
-      <w:r>
-        <w:rPr>
-          <w:rFonts w:ascii="Times New Roman" w:hAnsi="Times New Roman" w:cs="Times New Roman"/>
-          <w:color w:val="FF0000"/>
-          <w:sz w:val="28"/>
-          <w:szCs w:val="28"/>
-        </w:rPr>
-        <w:t xml:space="preserve"> без изменения клиентского кода.</w:t>
-      </w:r>
-    </w:p>
-    <w:p>
-      <w:pPr>
-        <w:spacing w:after="0" w:line="360" w:lineRule="auto"/>
-        <w:ind w:firstLine="709"/>
-        <w:jc w:val="both"/>
-        <w:rPr>
-          <w:rFonts w:ascii="Times New Roman" w:hAnsi="Times New Roman" w:cs="Times New Roman"/>
-          <w:color w:val="FF0000"/>
-          <w:sz w:val="28"/>
-          <w:szCs w:val="28"/>
-        </w:rPr>
-      </w:pPr>
-      <w:r>
-        <w:rPr>
-          <w:rFonts w:ascii="Times New Roman" w:hAnsi="Times New Roman" w:cs="Times New Roman"/>
-          <w:color w:val="FF0000"/>
-          <w:sz w:val="28"/>
-          <w:szCs w:val="28"/>
-        </w:rPr>
-        <w:t xml:space="preserve">- Упрощение тестирования: Клиентский код может быть протестирован с использованием </w:t>
-      </w:r>
-      <w:proofErr w:type="spellStart"/>
-      <w:r>
-        <w:rPr>
-          <w:rFonts w:ascii="Times New Roman" w:hAnsi="Times New Roman" w:cs="Times New Roman"/>
-          <w:color w:val="FF0000"/>
-          <w:sz w:val="28"/>
-          <w:szCs w:val="28"/>
-        </w:rPr>
-        <w:t>mock</w:t>
-      </w:r>
-      <w:proofErr w:type="spellEnd"/>
-      <w:r>
-        <w:rPr>
-          <w:rFonts w:ascii="Times New Roman" w:hAnsi="Times New Roman" w:cs="Times New Roman"/>
-          <w:color w:val="FF0000"/>
-          <w:sz w:val="28"/>
-          <w:szCs w:val="28"/>
-        </w:rPr>
-        <w:t xml:space="preserve">-объектов, реализующих интерфейс </w:t>
-      </w:r>
-      <w:proofErr w:type="spellStart"/>
-      <w:r>
-        <w:rPr>
-          <w:rFonts w:ascii="Times New Roman" w:hAnsi="Times New Roman" w:cs="Times New Roman"/>
-          <w:color w:val="FF0000"/>
-          <w:sz w:val="28"/>
-          <w:szCs w:val="28"/>
-        </w:rPr>
-        <w:t>BaseFileEditor</w:t>
-      </w:r>
-      <w:proofErr w:type="spellEnd"/>
-      <w:r>
-        <w:rPr>
-          <w:rFonts w:ascii="Times New Roman" w:hAnsi="Times New Roman" w:cs="Times New Roman"/>
-          <w:color w:val="FF0000"/>
-          <w:sz w:val="28"/>
-          <w:szCs w:val="28"/>
-        </w:rPr>
-        <w:t>, без необходимости создания реальных редакторов. Фабрика также может быть легко заменена на тестовую реализацию для изоляции тестов.</w:t>
-      </w:r>
-    </w:p>
-    <w:p>
-      <w:pPr>
-        <w:spacing w:after="0" w:line="360" w:lineRule="auto"/>
-        <w:ind w:firstLine="709"/>
-        <w:jc w:val="both"/>
-        <w:rPr>
-          <w:rFonts w:ascii="Times New Roman" w:hAnsi="Times New Roman" w:cs="Times New Roman"/>
-          <w:color w:val="FF0000"/>
-          <w:sz w:val="28"/>
-          <w:szCs w:val="28"/>
-        </w:rPr>
-      </w:pPr>
-      <w:r>
-        <w:rPr>
-          <w:rFonts w:ascii="Times New Roman" w:hAnsi="Times New Roman" w:cs="Times New Roman"/>
-          <w:color w:val="FF0000"/>
-          <w:sz w:val="28"/>
-          <w:szCs w:val="28"/>
-        </w:rPr>
-        <w:t xml:space="preserve">- Обработка неизвестных типов: Фабрика обеспечивает </w:t>
-      </w:r>
-      <w:proofErr w:type="spellStart"/>
-      <w:r>
-        <w:rPr>
-          <w:rFonts w:ascii="Times New Roman" w:hAnsi="Times New Roman" w:cs="Times New Roman"/>
-          <w:color w:val="FF0000"/>
-          <w:sz w:val="28"/>
-          <w:szCs w:val="28"/>
-        </w:rPr>
-        <w:t>graceful</w:t>
-      </w:r>
-      <w:proofErr w:type="spellEnd"/>
-      <w:r>
-        <w:rPr>
-          <w:rFonts w:ascii="Times New Roman" w:hAnsi="Times New Roman" w:cs="Times New Roman"/>
-          <w:color w:val="FF0000"/>
-          <w:sz w:val="28"/>
-          <w:szCs w:val="28"/>
-        </w:rPr>
-        <w:t xml:space="preserve"> </w:t>
-      </w:r>
-      <w:proofErr w:type="spellStart"/>
-      <w:r>
-        <w:rPr>
-          <w:rFonts w:ascii="Times New Roman" w:hAnsi="Times New Roman" w:cs="Times New Roman"/>
-          <w:color w:val="FF0000"/>
-          <w:sz w:val="28"/>
-          <w:szCs w:val="28"/>
-        </w:rPr>
-        <w:t>degradation</w:t>
-      </w:r>
-      <w:proofErr w:type="spellEnd"/>
-      <w:r>
-        <w:rPr>
-          <w:rFonts w:ascii="Times New Roman" w:hAnsi="Times New Roman" w:cs="Times New Roman"/>
-          <w:color w:val="FF0000"/>
-          <w:sz w:val="28"/>
-          <w:szCs w:val="28"/>
-        </w:rPr>
-        <w:t xml:space="preserve"> — для неподдерживаемых расширений автоматически возвращается редактор по умолчанию (</w:t>
-      </w:r>
-      <w:proofErr w:type="spellStart"/>
-      <w:r>
-        <w:rPr>
-          <w:rFonts w:ascii="Times New Roman" w:hAnsi="Times New Roman" w:cs="Times New Roman"/>
-          <w:color w:val="FF0000"/>
-          <w:sz w:val="28"/>
-          <w:szCs w:val="28"/>
-        </w:rPr>
-        <w:t>PlainTextEditor</w:t>
-      </w:r>
-      <w:proofErr w:type="spellEnd"/>
-      <w:r>
-        <w:rPr>
-          <w:rFonts w:ascii="Times New Roman" w:hAnsi="Times New Roman" w:cs="Times New Roman"/>
-          <w:color w:val="FF0000"/>
-          <w:sz w:val="28"/>
-          <w:szCs w:val="28"/>
-        </w:rPr>
-        <w:t>), что гарантирует работоспособность системы даже при открытии файлов неизвестных типов.</w:t>
-      </w:r>
-    </w:p>
-    <w:p>
-      <w:pPr>
-        <w:spacing w:after="0" w:line="360" w:lineRule="auto"/>
-        <w:ind w:firstLine="709"/>
-        <w:jc w:val="both"/>
-        <w:rPr>
-          <w:rFonts w:ascii="Times New Roman" w:hAnsi="Times New Roman" w:cs="Times New Roman"/>
-          <w:color w:val="FF0000"/>
-          <w:sz w:val="28"/>
-          <w:szCs w:val="28"/>
-        </w:rPr>
-      </w:pPr>
-      <w:r>
-        <w:rPr>
-          <w:rFonts w:ascii="Times New Roman" w:hAnsi="Times New Roman" w:cs="Times New Roman"/>
-          <w:color w:val="FF0000"/>
-          <w:sz w:val="28"/>
-          <w:szCs w:val="28"/>
-        </w:rPr>
-        <w:t xml:space="preserve">Таким образом, реализация паттерна Factory в системе редакторов обеспечивает гибкость, расширяемость и </w:t>
-      </w:r>
-      <w:proofErr w:type="spellStart"/>
-      <w:r>
-        <w:rPr>
-          <w:rFonts w:ascii="Times New Roman" w:hAnsi="Times New Roman" w:cs="Times New Roman"/>
-          <w:color w:val="FF0000"/>
-          <w:sz w:val="28"/>
-          <w:szCs w:val="28"/>
-        </w:rPr>
-        <w:t>поддерживаемость</w:t>
-      </w:r>
-      <w:proofErr w:type="spellEnd"/>
-      <w:r>
-        <w:rPr>
-          <w:rFonts w:ascii="Times New Roman" w:hAnsi="Times New Roman" w:cs="Times New Roman"/>
-          <w:color w:val="FF0000"/>
-          <w:sz w:val="28"/>
-          <w:szCs w:val="28"/>
-        </w:rPr>
-        <w:t xml:space="preserve"> кода, что соответствует принципам современной разработки программного обеспечения и способствует созданию архитектуры, готовой к эволюции и развитию.</w:t>
-      </w:r>
-    </w:p>
-    <w:p>
-      <w:pPr>
-        <w:spacing w:after="0" w:line="360" w:lineRule="auto"/>
-        <w:ind w:firstLine="709"/>
-        <w:jc w:val="both"/>
-        <w:rPr>
-          <w:rFonts w:ascii="Times New Roman" w:hAnsi="Times New Roman" w:cs="Times New Roman"/>
-          <w:color w:val="FF0000"/>
-          <w:sz w:val="28"/>
-          <w:szCs w:val="28"/>
-        </w:rPr>
-      </w:pPr>
-    </w:p>
-    <w:p>
-      <w:pPr>
-        <w:spacing w:after="0" w:line="360" w:lineRule="auto"/>
-        <w:ind w:firstLine="709"/>
-        <w:jc w:val="both"/>
-        <w:rPr>
-          <w:rFonts w:ascii="Times New Roman" w:hAnsi="Times New Roman" w:cs="Times New Roman"/>
-          <w:color w:val="FF0000"/>
-          <w:sz w:val="28"/>
-          <w:szCs w:val="28"/>
-        </w:rPr>
-      </w:pPr>
+          <w:sz w:val="28"/>
+          <w:szCs w:val="28"/>
+        </w:rPr>
+      </w:pPr>
+      <w:r>
+        <w:rPr>
+          <w:rFonts w:ascii="Times New Roman" w:hAnsi="Times New Roman" w:cs="Times New Roman"/>
+          <w:sz w:val="28"/>
+          <w:szCs w:val="28"/>
+        </w:rPr>
+        <w:t>Таким образом, применение паттерна Factory в подсистеме редакторов позволяет создать гибкую, расширяемую и удобную в поддержке архитектуру. Реализованное решение соответствует современным принципам проектирования программного обеспечения и формирует прочный фундамент для дальнейшего развития и эволюции системы.</w:t>
+      </w:r>
     </w:p>
     <w:sectPr>
       <w:pgSz w:w="11906" w:h="16838"/>
@@ -15743,7 +15173,7 @@
 </file>
 
 <file path=customXml/itemProps2.xml><?xml version="1.0" encoding="utf-8"?>
-<ds:datastoreItem xmlns:ds="http://schemas.openxmlformats.org/officeDocument/2006/customXml" ds:itemID="{B52D1D94-A11D-478A-AFCF-09848527567A}">
+<ds:datastoreItem xmlns:ds="http://schemas.openxmlformats.org/officeDocument/2006/customXml" ds:itemID="{12201E20-C31A-476C-9F64-58FB563DBDDA}">
   <ds:schemaRefs>
     <ds:schemaRef ds:uri="urn:markdown/source"/>
   </ds:schemaRefs>

--- a/docs/Диплом/Рабочая папка/Раздел 2.2.docx
+++ b/docs/Диплом/Рабочая папка/Раздел 2.2.docx
@@ -53869,7 +53869,7 @@
 </file>
 
 <file path=customXml/itemProps2.xml><?xml version="1.0" encoding="utf-8"?>
-<ds:datastoreItem xmlns:ds="http://schemas.openxmlformats.org/officeDocument/2006/customXml" ds:itemID="{1505D022-B94F-4763-9981-CE1391F92489}">
+<ds:datastoreItem xmlns:ds="http://schemas.openxmlformats.org/officeDocument/2006/customXml" ds:itemID="{7061A8D2-7EF6-4755-87F3-FAC233261037}">
   <ds:schemaRefs>
     <ds:schemaRef ds:uri="urn:markdown/source"/>
   </ds:schemaRefs>
